--- a/transcribed_interviews/chile_alfonso_urzua_27-03-2024.docx
+++ b/transcribed_interviews/chile_alfonso_urzua_27-03-2024.docx
@@ -254,7 +254,7 @@
         <w:rPr>
           <w:rFonts w:ascii="Arial" w:hAnsi="Arial" w:cs="Arial"/>
         </w:rPr>
-        <w:t xml:space="preserve">[00:34 - 00:55] Hola Giovanni. </w:t>
+        <w:t xml:space="preserve">Hola Giovanni. </w:t>
       </w:r>
     </w:p>
     <w:p>
@@ -414,7 +414,7 @@
         <w:rPr>
           <w:rFonts w:ascii="Arial" w:hAnsi="Arial" w:cs="Arial"/>
         </w:rPr>
-        <w:t>[00:57 - 01:21] Bien, bien. Quiero ver por ahora, porque no sé si es por el género de la persona que cambió un poco el estilo de la conversación, pero más allá de eso, no, súper bien con los contenidos. De hecho, sugiero varias personas, una que también ya tenemos en nuestra lista. Así que, muy bien.</w:t>
+        <w:t>Bien, bien. Quiero ver por ahora, porque no sé si es por el género de la persona que cambió un poco el estilo de la conversación, pero más allá de eso, no, súper bien con los contenidos. De hecho, sugiero varias personas, una que también ya tenemos en nuestra lista. Así que, muy bien.</w:t>
       </w:r>
     </w:p>
     <w:p>
@@ -446,7 +446,7 @@
         <w:rPr>
           <w:rFonts w:ascii="Arial" w:hAnsi="Arial" w:cs="Arial"/>
         </w:rPr>
-        <w:t xml:space="preserve">[01:22 - 01:27] Muy bien, muy bien. </w:t>
+        <w:t xml:space="preserve">Muy bien, muy bien. </w:t>
       </w:r>
     </w:p>
     <w:p>
@@ -492,7 +492,7 @@
         <w:rPr>
           <w:rFonts w:ascii="Arial" w:hAnsi="Arial" w:cs="Arial"/>
         </w:rPr>
-        <w:t xml:space="preserve">[01:30 - 01:40] Vamos a ver. Me imagino que la de ahora va a ser como una actividad del día o casi. </w:t>
+        <w:t xml:space="preserve">Vamos a ver. Me imagino que la de ahora va a ser como una actividad del día o casi. </w:t>
       </w:r>
     </w:p>
     <w:p>
@@ -538,7 +538,7 @@
         <w:rPr>
           <w:rFonts w:ascii="Arial" w:hAnsi="Arial" w:cs="Arial"/>
         </w:rPr>
-        <w:t>[01:40 - 02:25] Ahora, a ver, cuando llegue, espero, me levanto un segundo y vuelvo.</w:t>
+        <w:t>Ahora, a ver, cuando llegue, espero, me levanto un segundo y vuelvo.</w:t>
       </w:r>
     </w:p>
     <w:p>
@@ -571,7 +571,7 @@
           <w:rFonts w:ascii="Arial" w:hAnsi="Arial" w:cs="Arial"/>
         </w:rPr>
         <w:lastRenderedPageBreak/>
-        <w:t>[02:32 - 02:33] Excelente, bueno.</w:t>
+        <w:t>Excelente, bueno.</w:t>
       </w:r>
     </w:p>
     <w:p>
@@ -603,21 +603,21 @@
         <w:rPr>
           <w:rFonts w:ascii="Arial" w:hAnsi="Arial" w:cs="Arial"/>
         </w:rPr>
-        <w:t>[02:35 - 02:40] Buenísimo. Bueno, Alfonso, empezaría preguntándote cómo se relaciona.</w:t>
-      </w:r>
-    </w:p>
-    <w:p>
-      <w:pPr>
-        <w:jc w:val="both"/>
-        <w:rPr>
-          <w:rFonts w:ascii="Arial" w:hAnsi="Arial" w:cs="Arial"/>
-        </w:rPr>
-      </w:pPr>
-      <w:r>
-        <w:rPr>
-          <w:rFonts w:ascii="Arial" w:hAnsi="Arial" w:cs="Arial"/>
-        </w:rPr>
-        <w:t>[02:40 - 02:51] ¿Cómo se relaciona tu investigación actual con el florecimiento humano, sabiendo que no es necesariamente un concepto que uno explícitamente, digamos, toma como referencia en su trabajo de investigación?</w:t>
+        <w:t>Buenísimo. Bueno, Alfonso, empezaría preguntándote cómo se relaciona.</w:t>
+      </w:r>
+    </w:p>
+    <w:p>
+      <w:pPr>
+        <w:jc w:val="both"/>
+        <w:rPr>
+          <w:rFonts w:ascii="Arial" w:hAnsi="Arial" w:cs="Arial"/>
+        </w:rPr>
+      </w:pPr>
+      <w:r>
+        <w:rPr>
+          <w:rFonts w:ascii="Arial" w:hAnsi="Arial" w:cs="Arial"/>
+        </w:rPr>
+        <w:t>¿Cómo se relaciona tu investigación actual con el florecimiento humano, sabiendo que no es necesariamente un concepto que uno explícitamente, digamos, toma como referencia en su trabajo de investigación?</w:t>
       </w:r>
     </w:p>
     <w:p>
@@ -657,21 +657,21 @@
         <w:rPr>
           <w:rFonts w:ascii="Arial" w:hAnsi="Arial" w:cs="Arial"/>
         </w:rPr>
-        <w:t>[02:52 - 03:09] Sí, bueno, como concepto florecimiento, yo no utilizo mucho el concepto florecimiento humano, pero sí ya llevo bastantes años, yo creo que casi 15 años, investigando en aspectos que tienen que ver con evaluaciones subjetivas de las personas en relación a que también se sienten.</w:t>
-      </w:r>
-    </w:p>
-    <w:p>
-      <w:pPr>
-        <w:jc w:val="both"/>
-        <w:rPr>
-          <w:rFonts w:ascii="Arial" w:hAnsi="Arial" w:cs="Arial"/>
-        </w:rPr>
-      </w:pPr>
-      <w:r>
-        <w:rPr>
-          <w:rFonts w:ascii="Arial" w:hAnsi="Arial" w:cs="Arial"/>
-        </w:rPr>
-        <w:t xml:space="preserve">[03:09 - 03:10] Entonces </w:t>
+        <w:t>Sí, bueno, como concepto florecimiento, yo no utilizo mucho el concepto florecimiento humano, pero sí ya llevo bastantes años, yo creo que casi 15 años, investigando en aspectos que tienen que ver con evaluaciones subjetivas de las personas en relación a que también se sienten.</w:t>
+      </w:r>
+    </w:p>
+    <w:p>
+      <w:pPr>
+        <w:jc w:val="both"/>
+        <w:rPr>
+          <w:rFonts w:ascii="Arial" w:hAnsi="Arial" w:cs="Arial"/>
+        </w:rPr>
+      </w:pPr>
+      <w:r>
+        <w:rPr>
+          <w:rFonts w:ascii="Arial" w:hAnsi="Arial" w:cs="Arial"/>
+        </w:rPr>
+        <w:t xml:space="preserve">Entonces </w:t>
       </w:r>
       <w:r>
         <w:rPr>
@@ -703,7 +703,7 @@
         <w:rPr>
           <w:rFonts w:ascii="Arial" w:hAnsi="Arial" w:cs="Arial"/>
         </w:rPr>
-        <w:t xml:space="preserve">[03:18 - 03:21] Investigando </w:t>
+        <w:t xml:space="preserve">Investigando </w:t>
       </w:r>
       <w:r>
         <w:rPr>
@@ -747,27 +747,27 @@
         <w:rPr>
           <w:rFonts w:ascii="Arial" w:hAnsi="Arial" w:cs="Arial"/>
         </w:rPr>
-        <w:t>[03:21 - 03:49] Pero me fui dando, o sea, cuando pasaron los años, me fui acercando mucho a hacer un viraje, a trabajar no con poblaciones como enfermos crónicos, o como que son los que yo partí investigando, y moverme más bien a población general, pensando en que todas las miradas del concepto de salud, que yo trabajo bastante, porque mi especialidad es la psicología de la salud, definen la salud humana como con el eje central del bienestar, del bienestar humano.</w:t>
-      </w:r>
-    </w:p>
-    <w:p>
-      <w:pPr>
-        <w:jc w:val="both"/>
-        <w:rPr>
-          <w:rFonts w:ascii="Arial" w:hAnsi="Arial" w:cs="Arial"/>
-        </w:rPr>
-      </w:pPr>
-      <w:r>
-        <w:rPr>
-          <w:rFonts w:ascii="Arial" w:hAnsi="Arial" w:cs="Arial"/>
-        </w:rPr>
-        <w:t>[03:49 - 03:51</w:t>
-      </w:r>
-      <w:r>
-        <w:rPr>
-          <w:rFonts w:ascii="Arial" w:hAnsi="Arial" w:cs="Arial"/>
-        </w:rPr>
-        <w:t>].</w:t>
+        <w:t>Pero me fui dando, o sea, cuando pasaron los años, me fui acercando mucho a hacer un viraje, a trabajar no con poblaciones como enfermos crónicos, o como que son los que yo partí investigando, y moverme más bien a población general, pensando en que todas las miradas del concepto de salud, que yo trabajo bastante, porque mi especialidad es la psicología de la salud, definen la salud humana como con el eje central del bienestar, del bienestar humano.</w:t>
+      </w:r>
+    </w:p>
+    <w:p>
+      <w:pPr>
+        <w:jc w:val="both"/>
+        <w:rPr>
+          <w:rFonts w:ascii="Arial" w:hAnsi="Arial" w:cs="Arial"/>
+        </w:rPr>
+      </w:pPr>
+      <w:r>
+        <w:rPr>
+          <w:rFonts w:ascii="Arial" w:hAnsi="Arial" w:cs="Arial"/>
+        </w:rPr>
+        <w:t/>
+      </w:r>
+      <w:r>
+        <w:rPr>
+          <w:rFonts w:ascii="Arial" w:hAnsi="Arial" w:cs="Arial"/>
+        </w:rPr>
+        <w:t>.</w:t>
       </w:r>
       <w:r>
         <w:rPr>
@@ -817,7 +817,7 @@
         <w:rPr>
           <w:rFonts w:ascii="Arial" w:hAnsi="Arial" w:cs="Arial"/>
         </w:rPr>
-        <w:t xml:space="preserve">[04:21 - 04:32] Perfecto. Y </w:t>
+        <w:t xml:space="preserve">Perfecto. Y </w:t>
       </w:r>
       <w:r>
         <w:rPr>
@@ -861,7 +861,7 @@
         <w:rPr>
           <w:rFonts w:ascii="Arial" w:hAnsi="Arial" w:cs="Arial"/>
         </w:rPr>
-        <w:t>[04:33 - 04:50] Porque había mucha investigación, bueno, desde cuando yo me formé en general como doctor, en la última formación, mucho del énfasis estaba buscando fundamentalmente en seguir investigando acerca del riesgo, de la patología, de la psicopatología específicamente,</w:t>
+        <w:t>Porque había mucha investigación, bueno, desde cuando yo me formé en general como doctor, en la última formación, mucho del énfasis estaba buscando fundamentalmente en seguir investigando acerca del riesgo, de la patología, de la psicopatología específicamente,</w:t>
       </w:r>
       <w:r>
         <w:rPr>
@@ -978,7 +978,7 @@
         <w:rPr>
           <w:rFonts w:ascii="Arial" w:hAnsi="Arial" w:cs="Arial"/>
         </w:rPr>
-        <w:t>[05:47 - 05:56] En ese sentido es muy claro cómo llega a su tema por las líneas que está trabajando y</w:t>
+        <w:t>En ese sentido es muy claro cómo llega a su tema por las líneas que está trabajando y</w:t>
       </w:r>
       <w:r>
         <w:rPr>
@@ -1072,7 +1072,7 @@
         <w:rPr>
           <w:rFonts w:ascii="Arial" w:hAnsi="Arial" w:cs="Arial"/>
         </w:rPr>
-        <w:t>[06:11 - 06:21] No sé si son de las principales tendencias porque me ha tocado hacer como algunos meta análisis inscripciones en relación a temas específicos y depende mucho del indicador y de cómo se trate por ejemplo</w:t>
+        <w:t>No sé si son de las principales tendencias porque me ha tocado hacer como algunos meta análisis inscripciones en relación a temas específicos y depende mucho del indicador y de cómo se trate por ejemplo</w:t>
       </w:r>
       <w:r>
         <w:rPr>
@@ -1311,7 +1311,7 @@
         <w:rPr>
           <w:rFonts w:ascii="Arial" w:hAnsi="Arial" w:cs="Arial"/>
         </w:rPr>
-        <w:t>[08:22 - 08:34] Creo que es especialmente interesante porque dentro del proyecto estamos trabajando con américa latina pero el trabajo por ejemplo sobre hacer para nosotros ha sido clave incorporar el</w:t>
+        <w:t>Creo que es especialmente interesante porque dentro del proyecto estamos trabajando con américa latina pero el trabajo por ejemplo sobre hacer para nosotros ha sido clave incorporar el</w:t>
       </w:r>
       <w:r>
         <w:rPr>
@@ -1435,7 +1435,7 @@
         <w:rPr>
           <w:rFonts w:ascii="Arial" w:hAnsi="Arial" w:cs="Arial"/>
         </w:rPr>
-        <w:t>[09:29 - 09:40] Bueno recursos para investigación siempre son insuficientes en américa latina si tú te das cuenta lo que gastamos del producto interno bruto en investigación</w:t>
+        <w:t>Bueno recursos para investigación siempre son insuficientes en américa latina si tú te das cuenta lo que gastamos del producto interno bruto en investigación</w:t>
       </w:r>
       <w:r>
         <w:rPr>
@@ -1650,7 +1650,7 @@
         <w:rPr>
           <w:rFonts w:ascii="Arial" w:hAnsi="Arial" w:cs="Arial"/>
         </w:rPr>
-        <w:t xml:space="preserve">[11:54 - 12:04] </w:t>
+        <w:t xml:space="preserve"/>
       </w:r>
       <w:r>
         <w:rPr>
@@ -1694,7 +1694,7 @@
         <w:rPr>
           <w:rFonts w:ascii="Arial" w:hAnsi="Arial" w:cs="Arial"/>
         </w:rPr>
-        <w:t xml:space="preserve">[12:17 - 12:27] también con el financiamiento porque se financian personas, no se financian grupos de investigación entonces más sigues tú como trabajando solo aislado en con tu mirada y todo incorporando de una que otra vez yo afortunadamente trabajo con mucha gente otra disciplina pero siempre vinculada al campo de la salud entonces nos movemos siempre como los mismos marcos modelos conceptuales </w:t>
+        <w:t xml:space="preserve">también con el financiamiento porque se financian personas, no se financian grupos de investigación entonces más sigues tú como trabajando solo aislado en con tu mirada y todo incorporando de una que otra vez yo afortunadamente trabajo con mucha gente otra disciplina pero siempre vinculada al campo de la salud entonces nos movemos siempre como los mismos marcos modelos conceptuales </w:t>
       </w:r>
       <w:r>
         <w:rPr>
@@ -1780,7 +1780,7 @@
         <w:rPr>
           <w:rFonts w:ascii="Arial" w:hAnsi="Arial" w:cs="Arial"/>
         </w:rPr>
-        <w:t>[13:20 - 13:32] en Europa por ejemplo o Asia son mucho más que el bienestar muy ligado a lo individual entonces hay muchos elementos que tienen que ver con cómo podemos o sea que hace falta para que</w:t>
+        <w:t>en Europa por ejemplo o Asia son mucho más que el bienestar muy ligado a lo individual entonces hay muchos elementos que tienen que ver con cómo podemos o sea que hace falta para que</w:t>
       </w:r>
       <w:r>
         <w:rPr>
@@ -1896,7 +1896,7 @@
         <w:rPr>
           <w:rFonts w:ascii="Arial" w:hAnsi="Arial" w:cs="Arial"/>
         </w:rPr>
-        <w:t xml:space="preserve">[14:38 - 14:46] La formación académica tanto de los estudiantes un poco mencionabas ahora como </w:t>
+        <w:t xml:space="preserve">La formación académica tanto de los estudiantes un poco mencionabas ahora como </w:t>
       </w:r>
       <w:r>
         <w:rPr>
@@ -1988,7 +1988,7 @@
         <w:rPr>
           <w:rFonts w:ascii="Arial" w:hAnsi="Arial" w:cs="Arial"/>
         </w:rPr>
-        <w:t>[15:20 - 15:28] Ah vale, en Chile vemos un montó, están dedicados o sea un montón no va hablando como del 10 20; de hecho se</w:t>
+        <w:t>Ah vale, en Chile vemos un montó, están dedicados o sea un montón no va hablando como del 10 20; de hecho se</w:t>
       </w:r>
       <w:r>
         <w:rPr>
@@ -2094,7 +2094,7 @@
         <w:rPr>
           <w:rFonts w:ascii="Arial" w:hAnsi="Arial" w:cs="Arial"/>
         </w:rPr>
-        <w:t xml:space="preserve">[16:06 - 16:17] que trabaja mucho ese tema de calidad de vida y </w:t>
+        <w:t xml:space="preserve">que trabaja mucho ese tema de calidad de vida y </w:t>
       </w:r>
       <w:r>
         <w:rPr>
@@ -2120,7 +2120,7 @@
         <w:rPr>
           <w:rFonts w:ascii="Arial" w:hAnsi="Arial" w:cs="Arial"/>
         </w:rPr>
-        <w:t xml:space="preserve">[16:17 - 16:29] la población escolarizada como el caso de la María Bilbao, por </w:t>
+        <w:t xml:space="preserve">la población escolarizada como el caso de la María Bilbao, por </w:t>
       </w:r>
       <w:r>
         <w:rPr>
@@ -2158,7 +2158,7 @@
         <w:rPr>
           <w:rFonts w:ascii="Arial" w:hAnsi="Arial" w:cs="Arial"/>
         </w:rPr>
-        <w:t xml:space="preserve">[16:40 - 16:51] </w:t>
+        <w:t xml:space="preserve"/>
       </w:r>
       <w:r>
         <w:rPr>
@@ -2197,7 +2197,7 @@
         <w:rPr>
           <w:rFonts w:ascii="Arial" w:hAnsi="Arial" w:cs="Arial"/>
         </w:rPr>
-        <w:t xml:space="preserve">[16:51 - 17:02] más menos con los estudios bienestar obtenemos por lo menos referencias, de </w:t>
+        <w:t xml:space="preserve">más menos con los estudios bienestar obtenemos por lo menos referencias, de </w:t>
       </w:r>
       <w:r>
         <w:rPr>
@@ -2271,7 +2271,7 @@
         <w:rPr>
           <w:rFonts w:ascii="Arial" w:hAnsi="Arial" w:cs="Arial"/>
         </w:rPr>
-        <w:t xml:space="preserve">[17:40 - 17:49] </w:t>
+        <w:t xml:space="preserve"/>
       </w:r>
       <w:r>
         <w:rPr>
@@ -2431,7 +2431,7 @@
           <w:rFonts w:ascii="Arial" w:hAnsi="Arial" w:cs="Arial"/>
         </w:rPr>
         <w:lastRenderedPageBreak/>
-        <w:t xml:space="preserve">[18:47 - 18:57] Te agradezco mucho la respuesta </w:t>
+        <w:t xml:space="preserve">Te agradezco mucho la respuesta </w:t>
       </w:r>
       <w:r>
         <w:rPr>
@@ -2499,21 +2499,21 @@
         <w:rPr>
           <w:rFonts w:ascii="Arial" w:hAnsi="Arial" w:cs="Arial"/>
         </w:rPr>
-        <w:t>[19:08 - 19:20] Sí, como te decía, mi formación de base, bueno, mi formación de base es de psicología, pero luego mi formación secundaria o ya de posgrado, ya de maestría, es de salud brita.</w:t>
-      </w:r>
-    </w:p>
-    <w:p>
-      <w:pPr>
-        <w:jc w:val="both"/>
-        <w:rPr>
-          <w:rFonts w:ascii="Arial" w:hAnsi="Arial" w:cs="Arial"/>
-        </w:rPr>
-      </w:pPr>
-      <w:r>
-        <w:rPr>
-          <w:rFonts w:ascii="Arial" w:hAnsi="Arial" w:cs="Arial"/>
-        </w:rPr>
-        <w:t>[19:20 - 19:32] Entonces, mi formación es de salud pública. Es en salud pública. Entonces, ya la mirada te cambia completamente cuando comienzas a concebir la salud humana como algo completamente integral</w:t>
+        <w:t>Sí, como te decía, mi formación de base, bueno, mi formación de base es de psicología, pero luego mi formación secundaria o ya de posgrado, ya de maestría, es de salud brita.</w:t>
+      </w:r>
+    </w:p>
+    <w:p>
+      <w:pPr>
+        <w:jc w:val="both"/>
+        <w:rPr>
+          <w:rFonts w:ascii="Arial" w:hAnsi="Arial" w:cs="Arial"/>
+        </w:rPr>
+      </w:pPr>
+      <w:r>
+        <w:rPr>
+          <w:rFonts w:ascii="Arial" w:hAnsi="Arial" w:cs="Arial"/>
+        </w:rPr>
+        <w:t>Entonces, mi formación es de salud pública. Es en salud pública. Entonces, ya la mirada te cambia completamente cuando comienzas a concebir la salud humana como algo completamente integral</w:t>
       </w:r>
       <w:r>
         <w:rPr>
@@ -2698,7 +2698,7 @@
         <w:rPr>
           <w:rFonts w:ascii="Arial" w:hAnsi="Arial" w:cs="Arial"/>
         </w:rPr>
-        <w:t>[21:25 - 21:36] Sí, entonces yo creo que mi motivación, fundamentalmente, tiene que ver con eso, que debemos trabajar en aspectos que tengan que ver con el crecimiento humano, con el desarrollo humano, con esta mirada del</w:t>
+        <w:t>Sí, entonces yo creo que mi motivación, fundamentalmente, tiene que ver con eso, que debemos trabajar en aspectos que tengan que ver con el crecimiento humano, con el desarrollo humano, con esta mirada del</w:t>
       </w:r>
       <w:r>
         <w:rPr>
@@ -2750,7 +2750,7 @@
         <w:rPr>
           <w:rFonts w:ascii="Arial" w:hAnsi="Arial" w:cs="Arial"/>
         </w:rPr>
-        <w:t xml:space="preserve">[21:43 - 21:55] Perfecto, me parece súper interesante porque hay una mezcla como de distintas motivaciones y, como lo dice el científico, como lo más personal, y me parece súper interesante cómo esa mirada que un poco surge también en el cruce, ¿no?, de diferentes disciplinas. Así que eso, como me decía, que no puede ser el asunto solo de una disciplina, </w:t>
+        <w:t xml:space="preserve">Perfecto, me parece súper interesante porque hay una mezcla como de distintas motivaciones y, como lo dice el científico, como lo más personal, y me parece súper interesante cómo esa mirada que un poco surge también en el cruce, ¿no?, de diferentes disciplinas. Así que eso, como me decía, que no puede ser el asunto solo de una disciplina, </w:t>
       </w:r>
       <w:r>
         <w:rPr>
@@ -2771,7 +2771,7 @@
         <w:rPr>
           <w:rFonts w:ascii="Arial" w:hAnsi="Arial" w:cs="Arial"/>
         </w:rPr>
-        <w:t>[22:07 - 22:18] Mira, como te comentaba antes, durante tu pregunta, un tema que también, digamos, nos interesa bastante tiene que ver con todas las redes, ¿no?, que se van formando</w:t>
+        <w:t>Mira, como te comentaba antes, durante tu pregunta, un tema que también, digamos, nos interesa bastante tiene que ver con todas las redes, ¿no?, que se van formando</w:t>
       </w:r>
       <w:r>
         <w:rPr>
@@ -2859,7 +2859,7 @@
         <w:rPr>
           <w:rFonts w:ascii="Arial" w:hAnsi="Arial" w:cs="Arial"/>
         </w:rPr>
-        <w:t>[22:47 - 22:56] Sí, yo creo que los que trabajamos más, y es por obviedad, porque tenemos tiempo dedicado a ello, son las academias,</w:t>
+        <w:t>Sí, yo creo que los que trabajamos más, y es por obviedad, porque tenemos tiempo dedicado a ello, son las academias,</w:t>
       </w:r>
       <w:r>
         <w:rPr>
@@ -2945,7 +2945,7 @@
         <w:rPr>
           <w:rFonts w:ascii="Arial" w:hAnsi="Arial" w:cs="Arial"/>
         </w:rPr>
-        <w:t>[24:05 - 24:15]Pero hay otros colegas que trabajan, no sé, alguna arista de bienestar en colegios, alguna arista de bienestar desde la clínica infantil, pero claro, tampoco nos da la posibilidad de conformar equipos, entonces eso nos ve obligados a buscar</w:t>
+        <w:t>Pero hay otros colegas que trabajan, no sé, alguna arista de bienestar en colegios, alguna arista de bienestar desde la clínica infantil, pero claro, tampoco nos da la posibilidad de conformar equipos, entonces eso nos ve obligados a buscar</w:t>
       </w:r>
       <w:r>
         <w:rPr>
@@ -2995,7 +2995,7 @@
         <w:rPr>
           <w:rFonts w:ascii="Arial" w:hAnsi="Arial" w:cs="Arial"/>
         </w:rPr>
-        <w:t>[24:51 - 25:04] Entonces nos vamos complementando. Y así como a lo largo de los congresos uno va conociendo gente, entonces yo he intentado incorporar, por ejemplo, en mi último fondo hice, incorporé dos investigadoras jóvenes que trabajan en bienestar, que están recién doctoradas,</w:t>
+        <w:t>Entonces nos vamos complementando. Y así como a lo largo de los congresos uno va conociendo gente, entonces yo he intentado incorporar, por ejemplo, en mi último fondo hice, incorporé dos investigadoras jóvenes que trabajan en bienestar, que están recién doctoradas,</w:t>
       </w:r>
       <w:r>
         <w:rPr>
@@ -3064,7 +3064,7 @@
         <w:rPr>
           <w:rFonts w:ascii="Arial" w:hAnsi="Arial" w:cs="Arial"/>
         </w:rPr>
-        <w:t>[25:51 - 26:02] Entonces, y así, por ejemplo, esta jornada va a ser con gente que nos conocemos ya hace años, que hay un vínculo muy fuerte con el País Vasco, muchos de ellos han sido formados en el País Vasco, en la Universidad del País Vasco,</w:t>
+        <w:t>Entonces, y así, por ejemplo, esta jornada va a ser con gente que nos conocemos ya hace años, que hay un vínculo muy fuerte con el País Vasco, muchos de ellos han sido formados en el País Vasco, en la Universidad del País Vasco,</w:t>
       </w:r>
       <w:r>
         <w:rPr>
@@ -3128,21 +3128,21 @@
         <w:rPr>
           <w:rFonts w:ascii="Arial" w:hAnsi="Arial" w:cs="Arial"/>
         </w:rPr>
-        <w:t>[26:25 - 26:36] En ese sentido, un poco vinculado a este tema, o sea, ya que mencionabas también, por ejemplo, la conferencia, ¿no? Como ocasión. Para conocerse, establecer relaciones.</w:t>
-      </w:r>
-    </w:p>
-    <w:p>
-      <w:pPr>
-        <w:jc w:val="both"/>
-        <w:rPr>
-          <w:rFonts w:ascii="Arial" w:hAnsi="Arial" w:cs="Arial"/>
-        </w:rPr>
-      </w:pPr>
-      <w:r>
-        <w:rPr>
-          <w:rFonts w:ascii="Arial" w:hAnsi="Arial" w:cs="Arial"/>
-        </w:rPr>
-        <w:t xml:space="preserve">[26:36 - 26:49] ¿Ves, además de las conferencias, o eventualmente también la conferencia </w:t>
+        <w:t>En ese sentido, un poco vinculado a este tema, o sea, ya que mencionabas también, por ejemplo, la conferencia, ¿no? Como ocasión. Para conocerse, establecer relaciones.</w:t>
+      </w:r>
+    </w:p>
+    <w:p>
+      <w:pPr>
+        <w:jc w:val="both"/>
+        <w:rPr>
+          <w:rFonts w:ascii="Arial" w:hAnsi="Arial" w:cs="Arial"/>
+        </w:rPr>
+      </w:pPr>
+      <w:r>
+        <w:rPr>
+          <w:rFonts w:ascii="Arial" w:hAnsi="Arial" w:cs="Arial"/>
+        </w:rPr>
+        <w:t xml:space="preserve">¿Ves, además de las conferencias, o eventualmente también la conferencia </w:t>
       </w:r>
       <w:r>
         <w:rPr>
@@ -3168,7 +3168,7 @@
         <w:rPr>
           <w:rFonts w:ascii="Arial" w:hAnsi="Arial" w:cs="Arial"/>
         </w:rPr>
-        <w:t>[26:49 - 26:59] Y esto, de nuevo, tanto a la escala, digamos, nacional como en América Latina. ¿O otros espacios como, no sé, revistas, redes sociales, otro tipo de plataformas?</w:t>
+        <w:t>Y esto, de nuevo, tanto a la escala, digamos, nacional como en América Latina. ¿O otros espacios como, no sé, revistas, redes sociales, otro tipo de plataformas?</w:t>
       </w:r>
     </w:p>
     <w:p>
@@ -3208,7 +3208,7 @@
         <w:rPr>
           <w:rFonts w:ascii="Arial" w:hAnsi="Arial" w:cs="Arial"/>
         </w:rPr>
-        <w:t xml:space="preserve">[27:00 - 27:13] Es que yo creo que los medios de </w:t>
+        <w:t xml:space="preserve">Es que yo creo que los medios de </w:t>
       </w:r>
       <w:r>
         <w:rPr>
@@ -3234,21 +3234,21 @@
         <w:rPr>
           <w:rFonts w:ascii="Arial" w:hAnsi="Arial" w:cs="Arial"/>
         </w:rPr>
-        <w:t>[27:13 - 27:23] En las revistas, claro, yo tengo la ventaja de que publico bastante, pero te siguen leyendo académicos y te siguen leyendo estudiantes. Entonces, está muy circunscrito.</w:t>
-      </w:r>
-    </w:p>
-    <w:p>
-      <w:pPr>
-        <w:jc w:val="both"/>
-        <w:rPr>
-          <w:rFonts w:ascii="Arial" w:hAnsi="Arial" w:cs="Arial"/>
-        </w:rPr>
-      </w:pPr>
-      <w:r>
-        <w:rPr>
-          <w:rFonts w:ascii="Arial" w:hAnsi="Arial" w:cs="Arial"/>
-        </w:rPr>
-        <w:t>[27:23 - 27:35] Entonces, me ha tocado, a mí me ha tocado viajar desde el último año, he viajado, pero un montón, he invitado a muchos países a hablar sobre bienestar, a hablar sobre calidad de vida, a hablar sobre salud mental, sobre salud integral,</w:t>
+        <w:t>En las revistas, claro, yo tengo la ventaja de que publico bastante, pero te siguen leyendo académicos y te siguen leyendo estudiantes. Entonces, está muy circunscrito.</w:t>
+      </w:r>
+    </w:p>
+    <w:p>
+      <w:pPr>
+        <w:jc w:val="both"/>
+        <w:rPr>
+          <w:rFonts w:ascii="Arial" w:hAnsi="Arial" w:cs="Arial"/>
+        </w:rPr>
+      </w:pPr>
+      <w:r>
+        <w:rPr>
+          <w:rFonts w:ascii="Arial" w:hAnsi="Arial" w:cs="Arial"/>
+        </w:rPr>
+        <w:t>Entonces, me ha tocado, a mí me ha tocado viajar desde el último año, he viajado, pero un montón, he invitado a muchos países a hablar sobre bienestar, a hablar sobre calidad de vida, a hablar sobre salud mental, sobre salud integral,</w:t>
       </w:r>
       <w:r>
         <w:rPr>
@@ -3274,7 +3274,7 @@
         <w:rPr>
           <w:rFonts w:ascii="Arial" w:hAnsi="Arial" w:cs="Arial"/>
         </w:rPr>
-        <w:t xml:space="preserve">[27:56 - 28:04] Entonces, yo he logrado captar, por </w:t>
+        <w:t xml:space="preserve">Entonces, yo he logrado captar, por </w:t>
       </w:r>
       <w:r>
         <w:rPr>
@@ -3331,7 +3331,7 @@
         <w:rPr>
           <w:rFonts w:ascii="Arial" w:hAnsi="Arial" w:cs="Arial"/>
         </w:rPr>
-        <w:t>[28:33 - 28:45] Entonces, yo creo que lamentablemente sigue todo vinculado a la academia, en términos de publicaciones, de congresos, de eventos. El ministerio tiene algunas actividades, pero muy paralelas, muy pocas, por lo menos en Chile,</w:t>
+        <w:t>Entonces, yo creo que lamentablemente sigue todo vinculado a la academia, en términos de publicaciones, de congresos, de eventos. El ministerio tiene algunas actividades, pero muy paralelas, muy pocas, por lo menos en Chile,</w:t>
       </w:r>
       <w:r>
         <w:rPr>
@@ -3381,7 +3381,7 @@
         <w:rPr>
           <w:rFonts w:ascii="Arial" w:hAnsi="Arial" w:cs="Arial"/>
         </w:rPr>
-        <w:t>[29:11 - 29:19] No veo otra área, por ejemplo, de la organización civil, como que esté centrada pensando en eso.</w:t>
+        <w:t>No veo otra área, por ejemplo, de la organización civil, como que esté centrada pensando en eso.</w:t>
       </w:r>
     </w:p>
     <w:p>
@@ -3413,7 +3413,7 @@
         <w:rPr>
           <w:rFonts w:ascii="Arial" w:hAnsi="Arial" w:cs="Arial"/>
         </w:rPr>
-        <w:t>[29:19 - 29:30] En ese sentido, de estos espacios, aunque sean principalmente académicos, ¿hay algunos que destaquen por su importancia, o también por su proyección, en Chile o América Latina? lo que veas.</w:t>
+        <w:t>En ese sentido, de estos espacios, aunque sean principalmente académicos, ¿hay algunos que destaquen por su importancia, o también por su proyección, en Chile o América Latina? lo que veas.</w:t>
       </w:r>
     </w:p>
     <w:p>
@@ -3453,7 +3453,7 @@
         <w:rPr>
           <w:rFonts w:ascii="Arial" w:hAnsi="Arial" w:cs="Arial"/>
         </w:rPr>
-        <w:t xml:space="preserve">[29:38 - 29:49] Yo tuve la experiencia, que no es de América Latina, pero tuve la experiencia de trabajar un año en el Banco Mundial de la Felicidad. Entonces, mi último año de doctorado lo hice en Holanda, en Rotterdam, trabajando con el señor Felicidad, que es </w:t>
+        <w:t xml:space="preserve">Yo tuve la experiencia, que no es de América Latina, pero tuve la experiencia de trabajar un año en el Banco Mundial de la Felicidad. Entonces, mi último año de doctorado lo hice en Holanda, en Rotterdam, trabajando con el señor Felicidad, que es </w:t>
       </w:r>
       <w:r>
         <w:rPr>
@@ -3480,7 +3480,7 @@
         <w:rPr>
           <w:rFonts w:ascii="Arial" w:hAnsi="Arial" w:cs="Arial"/>
         </w:rPr>
-        <w:t>[30:04 - 30:13] y esa idea de que tuvo él de organizar todo lo que se sabe en el mundo en felicidad, abarcando todas las disciplinas, todos los idiomas, etcétera,</w:t>
+        <w:t>y esa idea de que tuvo él de organizar todo lo que se sabe en el mundo en felicidad, abarcando todas las disciplinas, todos los idiomas, etcétera,</w:t>
       </w:r>
       <w:r>
         <w:rPr>
@@ -3506,21 +3506,21 @@
         <w:rPr>
           <w:rFonts w:ascii="Arial" w:hAnsi="Arial" w:cs="Arial"/>
         </w:rPr>
-        <w:t>[30:27 - 30:37] Y lograba sostener, entonces, y se hacía mucha investigación, había revistas sociales, etcétera, etcétera. Pero esa capacidad de centralizar todo el conocimiento que tenemos no la he vuelto a ver en ninguna otra institución.</w:t>
-      </w:r>
-    </w:p>
-    <w:p>
-      <w:pPr>
-        <w:jc w:val="both"/>
-        <w:rPr>
-          <w:rFonts w:ascii="Arial" w:hAnsi="Arial" w:cs="Arial"/>
-        </w:rPr>
-      </w:pPr>
-      <w:r>
-        <w:rPr>
-          <w:rFonts w:ascii="Arial" w:hAnsi="Arial" w:cs="Arial"/>
-        </w:rPr>
-        <w:t>[30:38 - 30:51] Entonces, lo más cercano que conozco como es, como mira, vinculado directamente al bienestar, es este doctorado que te menciono, que abrió la Santo Tomás este año, que se llama Doctorado en Estudios Interdisciplinares,</w:t>
+        <w:t>Y lograba sostener, entonces, y se hacía mucha investigación, había revistas sociales, etcétera, etcétera. Pero esa capacidad de centralizar todo el conocimiento que tenemos no la he vuelto a ver en ninguna otra institución.</w:t>
+      </w:r>
+    </w:p>
+    <w:p>
+      <w:pPr>
+        <w:jc w:val="both"/>
+        <w:rPr>
+          <w:rFonts w:ascii="Arial" w:hAnsi="Arial" w:cs="Arial"/>
+        </w:rPr>
+      </w:pPr>
+      <w:r>
+        <w:rPr>
+          <w:rFonts w:ascii="Arial" w:hAnsi="Arial" w:cs="Arial"/>
+        </w:rPr>
+        <w:t>Entonces, lo más cercano que conozco como es, como mira, vinculado directamente al bienestar, es este doctorado que te menciono, que abrió la Santo Tomás este año, que se llama Doctorado en Estudios Interdisciplinares,</w:t>
       </w:r>
       <w:r>
         <w:rPr>
@@ -3546,7 +3546,7 @@
         <w:rPr>
           <w:rFonts w:ascii="Arial" w:hAnsi="Arial" w:cs="Arial"/>
         </w:rPr>
-        <w:t>[31:06 - 31:16] Existen, por ejemplo, en México, también especialidades vinculadas a calidad de vida y bienestar humano, pero son todas en términos de formación.</w:t>
+        <w:t>Existen, por ejemplo, en México, también especialidades vinculadas a calidad de vida y bienestar humano, pero son todas en términos de formación.</w:t>
       </w:r>
     </w:p>
     <w:p>
@@ -3561,21 +3561,21 @@
           <w:rFonts w:ascii="Arial" w:hAnsi="Arial" w:cs="Arial"/>
         </w:rPr>
         <w:lastRenderedPageBreak/>
-        <w:t>[31:16 - 31:22] Con orientaciones hacia la calidad de vida, con orientaciones hacia la satisfacción con la vida, orientaciones hacia el bienestar humano.</w:t>
-      </w:r>
-    </w:p>
-    <w:p>
-      <w:pPr>
-        <w:jc w:val="both"/>
-        <w:rPr>
-          <w:rFonts w:ascii="Arial" w:hAnsi="Arial" w:cs="Arial"/>
-        </w:rPr>
-      </w:pPr>
-      <w:r>
-        <w:rPr>
-          <w:rFonts w:ascii="Arial" w:hAnsi="Arial" w:cs="Arial"/>
-        </w:rPr>
-        <w:t xml:space="preserve">[31:23 - 31:34] Pero no tengo certeza de conocer, por ejemplo, una institución que trabaje preferentemente esto, o que intente aglutinar el conocimiento o ser un centro </w:t>
+        <w:t>Con orientaciones hacia la calidad de vida, con orientaciones hacia la satisfacción con la vida, orientaciones hacia el bienestar humano.</w:t>
+      </w:r>
+    </w:p>
+    <w:p>
+      <w:pPr>
+        <w:jc w:val="both"/>
+        <w:rPr>
+          <w:rFonts w:ascii="Arial" w:hAnsi="Arial" w:cs="Arial"/>
+        </w:rPr>
+      </w:pPr>
+      <w:r>
+        <w:rPr>
+          <w:rFonts w:ascii="Arial" w:hAnsi="Arial" w:cs="Arial"/>
+        </w:rPr>
+        <w:t xml:space="preserve">Pero no tengo certeza de conocer, por ejemplo, una institución que trabaje preferentemente esto, o que intente aglutinar el conocimiento o ser un centro </w:t>
       </w:r>
       <w:r>
         <w:rPr>
@@ -3651,7 +3651,7 @@
         <w:rPr>
           <w:rFonts w:ascii="Arial" w:hAnsi="Arial" w:cs="Arial"/>
         </w:rPr>
-        <w:t>[32:01 - 32:20] Mira, sí, eso de hecho, el tema de la última pregunta, y vamos llegando hacia ahí, pero antes de preguntar un poco, o sea, algo que en realidad has mencionado anteriormente, pero ya por ejemplo, hablabas por ejemplo de este grupo con el que se van a juntar, de la persona que trabaja en bienestar</w:t>
+        <w:t>Mira, sí, eso de hecho, el tema de la última pregunta, y vamos llegando hacia ahí, pero antes de preguntar un poco, o sea, algo que en realidad has mencionado anteriormente, pero ya por ejemplo, hablabas por ejemplo de este grupo con el que se van a juntar, de la persona que trabaja en bienestar</w:t>
       </w:r>
       <w:r>
         <w:rPr>
@@ -3703,7 +3703,7 @@
         <w:rPr>
           <w:rFonts w:ascii="Arial" w:hAnsi="Arial" w:cs="Arial"/>
         </w:rPr>
-        <w:t>[32:39 - 32:41] ¿En América Latina de nuevo?</w:t>
+        <w:t>¿En América Latina de nuevo?</w:t>
       </w:r>
     </w:p>
     <w:p>
@@ -3743,7 +3743,7 @@
         <w:rPr>
           <w:rFonts w:ascii="Arial" w:hAnsi="Arial" w:cs="Arial"/>
         </w:rPr>
-        <w:t>[32:41 - 32:46] De nuevo, sí, de nuevo siempre con la mirada chilena o latinoamericana.</w:t>
+        <w:t>De nuevo, sí, de nuevo siempre con la mirada chilena o latinoamericana.</w:t>
       </w:r>
     </w:p>
     <w:p>
@@ -3783,49 +3783,49 @@
         <w:rPr>
           <w:rFonts w:ascii="Arial" w:hAnsi="Arial" w:cs="Arial"/>
         </w:rPr>
-        <w:t>[32:46 - 32:49] A ver, yo creo que existen, como te digo, entidades aisladas.</w:t>
-      </w:r>
-    </w:p>
-    <w:p>
-      <w:pPr>
-        <w:jc w:val="both"/>
-        <w:rPr>
-          <w:rFonts w:ascii="Arial" w:hAnsi="Arial" w:cs="Arial"/>
-        </w:rPr>
-      </w:pPr>
-      <w:r>
-        <w:rPr>
-          <w:rFonts w:ascii="Arial" w:hAnsi="Arial" w:cs="Arial"/>
-        </w:rPr>
-        <w:t>[32:50 - 33:00] Hay un colega que trabaja bastante, que ha tomado el tema del bienestar, pero desde una perspectiva que yo encuentro interesante, que él no le llama bienestar, pero él está trabajando mucho desde la cultura de la paz.</w:t>
-      </w:r>
-    </w:p>
-    <w:p>
-      <w:pPr>
-        <w:jc w:val="both"/>
-        <w:rPr>
-          <w:rFonts w:ascii="Arial" w:hAnsi="Arial" w:cs="Arial"/>
-        </w:rPr>
-      </w:pPr>
-      <w:r>
-        <w:rPr>
-          <w:rFonts w:ascii="Arial" w:hAnsi="Arial" w:cs="Arial"/>
-        </w:rPr>
-        <w:t>[33:01 - 33:12] Entonces, el cómo están trabajando, por ejemplo, en el caso de la guerrilla colombiana, todos los procesos de reinserción, de reunificación familiar, que están trabajando en bienestar, pero él no quiere reconocerlo y le llaman cultura de la paz.</w:t>
-      </w:r>
-    </w:p>
-    <w:p>
-      <w:pPr>
-        <w:jc w:val="both"/>
-        <w:rPr>
-          <w:rFonts w:ascii="Arial" w:hAnsi="Arial" w:cs="Arial"/>
-        </w:rPr>
-      </w:pPr>
-      <w:r>
-        <w:rPr>
-          <w:rFonts w:ascii="Arial" w:hAnsi="Arial" w:cs="Arial"/>
-        </w:rPr>
-        <w:t>[33:13 - 33:19] Entonces, por ejemplo, hay un colega que se llama Wilson López de la Javeriana, que él trabaja mucho en esa línea de cultura de la paz.</w:t>
+        <w:t>A ver, yo creo que existen, como te digo, entidades aisladas.</w:t>
+      </w:r>
+    </w:p>
+    <w:p>
+      <w:pPr>
+        <w:jc w:val="both"/>
+        <w:rPr>
+          <w:rFonts w:ascii="Arial" w:hAnsi="Arial" w:cs="Arial"/>
+        </w:rPr>
+      </w:pPr>
+      <w:r>
+        <w:rPr>
+          <w:rFonts w:ascii="Arial" w:hAnsi="Arial" w:cs="Arial"/>
+        </w:rPr>
+        <w:t>Hay un colega que trabaja bastante, que ha tomado el tema del bienestar, pero desde una perspectiva que yo encuentro interesante, que él no le llama bienestar, pero él está trabajando mucho desde la cultura de la paz.</w:t>
+      </w:r>
+    </w:p>
+    <w:p>
+      <w:pPr>
+        <w:jc w:val="both"/>
+        <w:rPr>
+          <w:rFonts w:ascii="Arial" w:hAnsi="Arial" w:cs="Arial"/>
+        </w:rPr>
+      </w:pPr>
+      <w:r>
+        <w:rPr>
+          <w:rFonts w:ascii="Arial" w:hAnsi="Arial" w:cs="Arial"/>
+        </w:rPr>
+        <w:t>Entonces, el cómo están trabajando, por ejemplo, en el caso de la guerrilla colombiana, todos los procesos de reinserción, de reunificación familiar, que están trabajando en bienestar, pero él no quiere reconocerlo y le llaman cultura de la paz.</w:t>
+      </w:r>
+    </w:p>
+    <w:p>
+      <w:pPr>
+        <w:jc w:val="both"/>
+        <w:rPr>
+          <w:rFonts w:ascii="Arial" w:hAnsi="Arial" w:cs="Arial"/>
+        </w:rPr>
+      </w:pPr>
+      <w:r>
+        <w:rPr>
+          <w:rFonts w:ascii="Arial" w:hAnsi="Arial" w:cs="Arial"/>
+        </w:rPr>
+        <w:t>Entonces, por ejemplo, hay un colega que se llama Wilson López de la Javeriana, que él trabaja mucho en esa línea de cultura de la paz.</w:t>
       </w:r>
     </w:p>
     <w:p>
@@ -3840,7 +3840,7 @@
           <w:rFonts w:ascii="Arial" w:hAnsi="Arial" w:cs="Arial"/>
         </w:rPr>
         <w:lastRenderedPageBreak/>
-        <w:t>[33:20 - 33:35] Y desde el punto de vista del bienestar, los estudios en bienestar, hay otro colega colombiano que trabaja mucho eso, que es Estefano Vinaquia, con Patriota Tuyo, me imagino, pero allá ha ascendado hace años en Colombia.</w:t>
+        <w:t>Y desde el punto de vista del bienestar, los estudios en bienestar, hay otro colega colombiano que trabaja mucho eso, que es Estefano Vinaquia, con Patriota Tuyo, me imagino, pero allá ha ascendado hace años en Colombia.</w:t>
       </w:r>
       <w:r>
         <w:rPr>
@@ -3878,7 +3878,7 @@
         <w:rPr>
           <w:rFonts w:ascii="Arial" w:hAnsi="Arial" w:cs="Arial"/>
         </w:rPr>
-        <w:t>[33:52 - 34:02] Hace muchos años atrás, yo creo que como el 2006 existió, bueno, sigue existiendo la International Society for Quality of Life Research.</w:t>
+        <w:t>Hace muchos años atrás, yo creo que como el 2006 existió, bueno, sigue existiendo la International Society for Quality of Life Research.</w:t>
       </w:r>
       <w:r>
         <w:rPr>
@@ -3904,77 +3904,77 @@
         <w:rPr>
           <w:rFonts w:ascii="Arial" w:hAnsi="Arial" w:cs="Arial"/>
         </w:rPr>
-        <w:t>[34:19 - 34:31] En este tiempo, sí, ya éramos claros. Como 10 pelagatos comparado con todo el resto que venía de Europa, de Asia, de los chinos, los japoneses, tienen miles de socios de los norteamericanos igual, los holandeses y todo.</w:t>
-      </w:r>
-    </w:p>
-    <w:p>
-      <w:pPr>
-        <w:jc w:val="both"/>
-        <w:rPr>
-          <w:rFonts w:ascii="Arial" w:hAnsi="Arial" w:cs="Arial"/>
-        </w:rPr>
-      </w:pPr>
-      <w:r>
-        <w:rPr>
-          <w:rFonts w:ascii="Arial" w:hAnsi="Arial" w:cs="Arial"/>
-        </w:rPr>
-        <w:t>[34:31 - 34:40] Los que veníamos de Latinoamérica éramos súper, súper pocos. Claro, porque nunca se hizo un congreso en Latinoamérica, nunca se hizo, porque éramos como los hermanos pobres.</w:t>
-      </w:r>
-    </w:p>
-    <w:p>
-      <w:pPr>
-        <w:jc w:val="both"/>
-        <w:rPr>
-          <w:rFonts w:ascii="Arial" w:hAnsi="Arial" w:cs="Arial"/>
-        </w:rPr>
-      </w:pPr>
-      <w:r>
-        <w:rPr>
-          <w:rFonts w:ascii="Arial" w:hAnsi="Arial" w:cs="Arial"/>
-        </w:rPr>
-        <w:t>[34:41 - 34:52] Una inscripción a un congreso eran 800 euros en esos años. Entonces, claro, luego nuestras universidades no te financian ese tipo de membresías, por ejemplo. Yo estuve un par de años.</w:t>
-      </w:r>
-    </w:p>
-    <w:p>
-      <w:pPr>
-        <w:jc w:val="both"/>
-        <w:rPr>
-          <w:rFonts w:ascii="Arial" w:hAnsi="Arial" w:cs="Arial"/>
-        </w:rPr>
-      </w:pPr>
-      <w:r>
-        <w:rPr>
-          <w:rFonts w:ascii="Arial" w:hAnsi="Arial" w:cs="Arial"/>
-        </w:rPr>
-        <w:t>[34:52 - 35:00] Después ya me aburrí de pagar 600 euros por cada membresía y luego 600, 800 euros para cada congreso, sin contar que los viajes salen carísimos.</w:t>
-      </w:r>
-    </w:p>
-    <w:p>
-      <w:pPr>
-        <w:jc w:val="both"/>
-        <w:rPr>
-          <w:rFonts w:ascii="Arial" w:hAnsi="Arial" w:cs="Arial"/>
-        </w:rPr>
-      </w:pPr>
-      <w:r>
-        <w:rPr>
-          <w:rFonts w:ascii="Arial" w:hAnsi="Arial" w:cs="Arial"/>
-        </w:rPr>
-        <w:t>[35:00 - 35:12] Entonces, y como yo que me salí y eso que fui durante un tiempo el coordinador de ese capítulo, yo creo que la gente se va aburriendo, se ve saliendo porque, claro, los médicos yo creo que aguantaron un poco más porque le pagaba la farmacéutica.</w:t>
-      </w:r>
-    </w:p>
-    <w:p>
-      <w:pPr>
-        <w:jc w:val="both"/>
-        <w:rPr>
-          <w:rFonts w:ascii="Arial" w:hAnsi="Arial" w:cs="Arial"/>
-        </w:rPr>
-      </w:pPr>
-      <w:r>
-        <w:rPr>
-          <w:rFonts w:ascii="Arial" w:hAnsi="Arial" w:cs="Arial"/>
-        </w:rPr>
-        <w:t>[35:13 - 35:26] Pero los que no hacemos, no tenemos vínculos con la farmacéutica, ¿quién nos pagaba? Sí, yo creo que de a poco se fue perdiendo ese tema. Ya lo hice, el capítulo desapareció, ya no existe, que podía haber sido una fuente grande.</w:t>
+        <w:t>En este tiempo, sí, ya éramos claros. Como 10 pelagatos comparado con todo el resto que venía de Europa, de Asia, de los chinos, los japoneses, tienen miles de socios de los norteamericanos igual, los holandeses y todo.</w:t>
+      </w:r>
+    </w:p>
+    <w:p>
+      <w:pPr>
+        <w:jc w:val="both"/>
+        <w:rPr>
+          <w:rFonts w:ascii="Arial" w:hAnsi="Arial" w:cs="Arial"/>
+        </w:rPr>
+      </w:pPr>
+      <w:r>
+        <w:rPr>
+          <w:rFonts w:ascii="Arial" w:hAnsi="Arial" w:cs="Arial"/>
+        </w:rPr>
+        <w:t>Los que veníamos de Latinoamérica éramos súper, súper pocos. Claro, porque nunca se hizo un congreso en Latinoamérica, nunca se hizo, porque éramos como los hermanos pobres.</w:t>
+      </w:r>
+    </w:p>
+    <w:p>
+      <w:pPr>
+        <w:jc w:val="both"/>
+        <w:rPr>
+          <w:rFonts w:ascii="Arial" w:hAnsi="Arial" w:cs="Arial"/>
+        </w:rPr>
+      </w:pPr>
+      <w:r>
+        <w:rPr>
+          <w:rFonts w:ascii="Arial" w:hAnsi="Arial" w:cs="Arial"/>
+        </w:rPr>
+        <w:t>Una inscripción a un congreso eran 800 euros en esos años. Entonces, claro, luego nuestras universidades no te financian ese tipo de membresías, por ejemplo. Yo estuve un par de años.</w:t>
+      </w:r>
+    </w:p>
+    <w:p>
+      <w:pPr>
+        <w:jc w:val="both"/>
+        <w:rPr>
+          <w:rFonts w:ascii="Arial" w:hAnsi="Arial" w:cs="Arial"/>
+        </w:rPr>
+      </w:pPr>
+      <w:r>
+        <w:rPr>
+          <w:rFonts w:ascii="Arial" w:hAnsi="Arial" w:cs="Arial"/>
+        </w:rPr>
+        <w:t>Después ya me aburrí de pagar 600 euros por cada membresía y luego 600, 800 euros para cada congreso, sin contar que los viajes salen carísimos.</w:t>
+      </w:r>
+    </w:p>
+    <w:p>
+      <w:pPr>
+        <w:jc w:val="both"/>
+        <w:rPr>
+          <w:rFonts w:ascii="Arial" w:hAnsi="Arial" w:cs="Arial"/>
+        </w:rPr>
+      </w:pPr>
+      <w:r>
+        <w:rPr>
+          <w:rFonts w:ascii="Arial" w:hAnsi="Arial" w:cs="Arial"/>
+        </w:rPr>
+        <w:t>Entonces, y como yo que me salí y eso que fui durante un tiempo el coordinador de ese capítulo, yo creo que la gente se va aburriendo, se ve saliendo porque, claro, los médicos yo creo que aguantaron un poco más porque le pagaba la farmacéutica.</w:t>
+      </w:r>
+    </w:p>
+    <w:p>
+      <w:pPr>
+        <w:jc w:val="both"/>
+        <w:rPr>
+          <w:rFonts w:ascii="Arial" w:hAnsi="Arial" w:cs="Arial"/>
+        </w:rPr>
+      </w:pPr>
+      <w:r>
+        <w:rPr>
+          <w:rFonts w:ascii="Arial" w:hAnsi="Arial" w:cs="Arial"/>
+        </w:rPr>
+        <w:t>Pero los que no hacemos, no tenemos vínculos con la farmacéutica, ¿quién nos pagaba? Sí, yo creo que de a poco se fue perdiendo ese tema. Ya lo hice, el capítulo desapareció, ya no existe, que podía haber sido una fuente grande.</w:t>
       </w:r>
       <w:r>
         <w:rPr>
@@ -4000,7 +4000,7 @@
         <w:rPr>
           <w:rFonts w:ascii="Arial" w:hAnsi="Arial" w:cs="Arial"/>
         </w:rPr>
-        <w:t xml:space="preserve">[35:34 - 35:45] Y hay gente que trabajó muchos años apoyando esto, que por ejemplo el caso de </w:t>
+        <w:t xml:space="preserve">Y hay gente que trabajó muchos años apoyando esto, que por ejemplo el caso de </w:t>
       </w:r>
       <w:r>
         <w:rPr>
@@ -4039,35 +4039,35 @@
         <w:rPr>
           <w:rFonts w:ascii="Arial" w:hAnsi="Arial" w:cs="Arial"/>
         </w:rPr>
-        <w:t>[35:53 - 36:02] Bueno, después, en el campo infantil, porque también tuve muchos años en eso, de trabajar resiliencia.</w:t>
-      </w:r>
-    </w:p>
-    <w:p>
-      <w:pPr>
-        <w:jc w:val="both"/>
-        <w:rPr>
-          <w:rFonts w:ascii="Arial" w:hAnsi="Arial" w:cs="Arial"/>
-        </w:rPr>
-      </w:pPr>
-      <w:r>
-        <w:rPr>
-          <w:rFonts w:ascii="Arial" w:hAnsi="Arial" w:cs="Arial"/>
-        </w:rPr>
-        <w:t>[36:03 - 36:14] Resiliencia como la capacidad de desarrollar estos potenciales de las personas para enfrentar la adversidad, que igual siguen siendo de otra manera vinculados al bienestar, porque el eje central era cómo hacemos que la persona se sienta bien.</w:t>
-      </w:r>
-    </w:p>
-    <w:p>
-      <w:pPr>
-        <w:jc w:val="both"/>
-        <w:rPr>
-          <w:rFonts w:ascii="Arial" w:hAnsi="Arial" w:cs="Arial"/>
-        </w:rPr>
-      </w:pPr>
-      <w:r>
-        <w:rPr>
-          <w:rFonts w:ascii="Arial" w:hAnsi="Arial" w:cs="Arial"/>
-        </w:rPr>
-        <w:t xml:space="preserve">[36:14 - 36:26] Y ahí hubo mucho trabajo y mucho apoyo de la </w:t>
+        <w:t>Bueno, después, en el campo infantil, porque también tuve muchos años en eso, de trabajar resiliencia.</w:t>
+      </w:r>
+    </w:p>
+    <w:p>
+      <w:pPr>
+        <w:jc w:val="both"/>
+        <w:rPr>
+          <w:rFonts w:ascii="Arial" w:hAnsi="Arial" w:cs="Arial"/>
+        </w:rPr>
+      </w:pPr>
+      <w:r>
+        <w:rPr>
+          <w:rFonts w:ascii="Arial" w:hAnsi="Arial" w:cs="Arial"/>
+        </w:rPr>
+        <w:t>Resiliencia como la capacidad de desarrollar estos potenciales de las personas para enfrentar la adversidad, que igual siguen siendo de otra manera vinculados al bienestar, porque el eje central era cómo hacemos que la persona se sienta bien.</w:t>
+      </w:r>
+    </w:p>
+    <w:p>
+      <w:pPr>
+        <w:jc w:val="both"/>
+        <w:rPr>
+          <w:rFonts w:ascii="Arial" w:hAnsi="Arial" w:cs="Arial"/>
+        </w:rPr>
+      </w:pPr>
+      <w:r>
+        <w:rPr>
+          <w:rFonts w:ascii="Arial" w:hAnsi="Arial" w:cs="Arial"/>
+        </w:rPr>
+        <w:t xml:space="preserve">Y ahí hubo mucho trabajo y mucho apoyo de la </w:t>
       </w:r>
       <w:r>
         <w:rPr>
@@ -4095,35 +4095,35 @@
           <w:rFonts w:ascii="Arial" w:hAnsi="Arial" w:cs="Arial"/>
         </w:rPr>
         <w:lastRenderedPageBreak/>
-        <w:t>[36:27 - 36:38] Más antiguo todavía. Pero claro, el tema es cuando Chile sale de la clasificación de país que necesita ayuda, se cortan los fondos, nadie te financia nada.</w:t>
-      </w:r>
-    </w:p>
-    <w:p>
-      <w:pPr>
-        <w:jc w:val="both"/>
-        <w:rPr>
-          <w:rFonts w:ascii="Arial" w:hAnsi="Arial" w:cs="Arial"/>
-        </w:rPr>
-      </w:pPr>
-      <w:r>
-        <w:rPr>
-          <w:rFonts w:ascii="Arial" w:hAnsi="Arial" w:cs="Arial"/>
-        </w:rPr>
-        <w:t>[36:38 - 36:48] Ellos tampoco pueden otorgar fondos a países que no. Entonces, claro, sin financiamiento no pueden hacer nada. Ya con la libre voluntad es imposible. Entonces, ya tienes sufrir estas cosas.</w:t>
-      </w:r>
-    </w:p>
-    <w:p>
-      <w:pPr>
-        <w:jc w:val="both"/>
-        <w:rPr>
-          <w:rFonts w:ascii="Arial" w:hAnsi="Arial" w:cs="Arial"/>
-        </w:rPr>
-      </w:pPr>
-      <w:r>
-        <w:rPr>
-          <w:rFonts w:ascii="Arial" w:hAnsi="Arial" w:cs="Arial"/>
-        </w:rPr>
-        <w:t xml:space="preserve">[36:48 - 36:58] Entonces, </w:t>
+        <w:t>Más antiguo todavía. Pero claro, el tema es cuando Chile sale de la clasificación de país que necesita ayuda, se cortan los fondos, nadie te financia nada.</w:t>
+      </w:r>
+    </w:p>
+    <w:p>
+      <w:pPr>
+        <w:jc w:val="both"/>
+        <w:rPr>
+          <w:rFonts w:ascii="Arial" w:hAnsi="Arial" w:cs="Arial"/>
+        </w:rPr>
+      </w:pPr>
+      <w:r>
+        <w:rPr>
+          <w:rFonts w:ascii="Arial" w:hAnsi="Arial" w:cs="Arial"/>
+        </w:rPr>
+        <w:t>Ellos tampoco pueden otorgar fondos a países que no. Entonces, claro, sin financiamiento no pueden hacer nada. Ya con la libre voluntad es imposible. Entonces, ya tienes sufrir estas cosas.</w:t>
+      </w:r>
+    </w:p>
+    <w:p>
+      <w:pPr>
+        <w:jc w:val="both"/>
+        <w:rPr>
+          <w:rFonts w:ascii="Arial" w:hAnsi="Arial" w:cs="Arial"/>
+        </w:rPr>
+      </w:pPr>
+      <w:r>
+        <w:rPr>
+          <w:rFonts w:ascii="Arial" w:hAnsi="Arial" w:cs="Arial"/>
+        </w:rPr>
+        <w:t xml:space="preserve">Entonces, </w:t>
       </w:r>
       <w:r>
         <w:rPr>
@@ -4149,21 +4149,21 @@
         <w:rPr>
           <w:rFonts w:ascii="Arial" w:hAnsi="Arial" w:cs="Arial"/>
         </w:rPr>
-        <w:t>[36:58 - 37:10] Entonces, siguen existiendo como personas o grupos de dos o tres que trabajan juntos en determinadas redes. Y uno se da cuenta, porque cuando uno hace un mapeo, por ejemplo, de las publicaciones, si tú te das cuenta, las publicaciones están como. Y uno dibuja el mapeo de... Están como así, focalizadas en grupitos. Pero no hay institutos grandes.</w:t>
-      </w:r>
-    </w:p>
-    <w:p>
-      <w:pPr>
-        <w:jc w:val="both"/>
-        <w:rPr>
-          <w:rFonts w:ascii="Arial" w:hAnsi="Arial" w:cs="Arial"/>
-        </w:rPr>
-      </w:pPr>
-      <w:r>
-        <w:rPr>
-          <w:rFonts w:ascii="Arial" w:hAnsi="Arial" w:cs="Arial"/>
-        </w:rPr>
-        <w:t xml:space="preserve">[37:23 - 37:35] O ejes articuladores que nos permitan decir, ¿sabes qué? Mira, el Estado de Chile ha financiado algo sobre el bienestar y nos invita a todos y vamos. Entonces, siguen existiendo como muchos. Y eso pasa en muchos lados. Entonces, me ha tocado el </w:t>
+        <w:t>Entonces, siguen existiendo como personas o grupos de dos o tres que trabajan juntos en determinadas redes. Y uno se da cuenta, porque cuando uno hace un mapeo, por ejemplo, de las publicaciones, si tú te das cuenta, las publicaciones están como. Y uno dibuja el mapeo de... Están como así, focalizadas en grupitos. Pero no hay institutos grandes.</w:t>
+      </w:r>
+    </w:p>
+    <w:p>
+      <w:pPr>
+        <w:jc w:val="both"/>
+        <w:rPr>
+          <w:rFonts w:ascii="Arial" w:hAnsi="Arial" w:cs="Arial"/>
+        </w:rPr>
+      </w:pPr>
+      <w:r>
+        <w:rPr>
+          <w:rFonts w:ascii="Arial" w:hAnsi="Arial" w:cs="Arial"/>
+        </w:rPr>
+        <w:t xml:space="preserve">O ejes articuladores que nos permitan decir, ¿sabes qué? Mira, el Estado de Chile ha financiado algo sobre el bienestar y nos invita a todos y vamos. Entonces, siguen existiendo como muchos. Y eso pasa en muchos lados. Entonces, me ha tocado el </w:t>
       </w:r>
       <w:r>
         <w:rPr>
@@ -4195,7 +4195,7 @@
         <w:rPr>
           <w:rFonts w:ascii="Arial" w:hAnsi="Arial" w:cs="Arial"/>
         </w:rPr>
-        <w:t>[37:44 - 37:52] Y no, la verdad es que son todas actividades aisladas de gente que le interesa el tema, que le interesa, se motivan. Pero la medida en la</w:t>
+        <w:t>Y no, la verdad es que son todas actividades aisladas de gente que le interesa el tema, que le interesa, se motivan. Pero la medida en la</w:t>
       </w:r>
       <w:r>
         <w:rPr>
@@ -4221,63 +4221,63 @@
         <w:rPr>
           <w:rFonts w:ascii="Arial" w:hAnsi="Arial" w:cs="Arial"/>
         </w:rPr>
-        <w:t>[38:06 - 38:15] Lamentablemente, es así. El bienestar estuvo mucho de moda, calidad de vida estuvo mucho de moda. Pero claro, cuando deja de estar de moda, ya nadie te financia.</w:t>
-      </w:r>
-    </w:p>
-    <w:p>
-      <w:pPr>
-        <w:jc w:val="both"/>
-        <w:rPr>
-          <w:rFonts w:ascii="Arial" w:hAnsi="Arial" w:cs="Arial"/>
-        </w:rPr>
-      </w:pPr>
-      <w:r>
-        <w:rPr>
-          <w:rFonts w:ascii="Arial" w:hAnsi="Arial" w:cs="Arial"/>
-        </w:rPr>
-        <w:t>[38:16 - 38:28] Y más que casi toda la investigación, ahora tienes que ponerle un puntito de productividad de la empresa, el libre comercio. Ahora te exigen que todo tenga esta cosa de emprendimiento.</w:t>
-      </w:r>
-    </w:p>
-    <w:p>
-      <w:pPr>
-        <w:jc w:val="both"/>
-        <w:rPr>
-          <w:rFonts w:ascii="Arial" w:hAnsi="Arial" w:cs="Arial"/>
-        </w:rPr>
-      </w:pPr>
-      <w:r>
-        <w:rPr>
-          <w:rFonts w:ascii="Arial" w:hAnsi="Arial" w:cs="Arial"/>
-        </w:rPr>
-        <w:t>[38:28 - 38:37] Entonces, claro, muchas veces nos quedamos fuera de esa línea porque no estamos en esa línea. Estamos en la línea del desarrollo humano, no en el desarrollo del capital humano. O del capital de los humanos.</w:t>
-      </w:r>
-    </w:p>
-    <w:p>
-      <w:pPr>
-        <w:jc w:val="both"/>
-        <w:rPr>
-          <w:rFonts w:ascii="Arial" w:hAnsi="Arial" w:cs="Arial"/>
-        </w:rPr>
-      </w:pPr>
-      <w:r>
-        <w:rPr>
-          <w:rFonts w:ascii="Arial" w:hAnsi="Arial" w:cs="Arial"/>
-        </w:rPr>
-        <w:t>[38:37 - 38:47] Entonces, en la medida que no consigamos financiamiento para cosas grandes o establecimiento de redes, pero vinculado a una política supra institucional, está más difícil.</w:t>
-      </w:r>
-    </w:p>
-    <w:p>
-      <w:pPr>
-        <w:jc w:val="both"/>
-        <w:rPr>
-          <w:rFonts w:ascii="Arial" w:hAnsi="Arial" w:cs="Arial"/>
-        </w:rPr>
-      </w:pPr>
-      <w:r>
-        <w:rPr>
-          <w:rFonts w:ascii="Arial" w:hAnsi="Arial" w:cs="Arial"/>
-        </w:rPr>
-        <w:t>[38:47 - 38:52] Y eso pasa aquí, pero pasa por lo menos en todos los países que me ha tocado asesorar estos últimos años.</w:t>
+        <w:t>Lamentablemente, es así. El bienestar estuvo mucho de moda, calidad de vida estuvo mucho de moda. Pero claro, cuando deja de estar de moda, ya nadie te financia.</w:t>
+      </w:r>
+    </w:p>
+    <w:p>
+      <w:pPr>
+        <w:jc w:val="both"/>
+        <w:rPr>
+          <w:rFonts w:ascii="Arial" w:hAnsi="Arial" w:cs="Arial"/>
+        </w:rPr>
+      </w:pPr>
+      <w:r>
+        <w:rPr>
+          <w:rFonts w:ascii="Arial" w:hAnsi="Arial" w:cs="Arial"/>
+        </w:rPr>
+        <w:t>Y más que casi toda la investigación, ahora tienes que ponerle un puntito de productividad de la empresa, el libre comercio. Ahora te exigen que todo tenga esta cosa de emprendimiento.</w:t>
+      </w:r>
+    </w:p>
+    <w:p>
+      <w:pPr>
+        <w:jc w:val="both"/>
+        <w:rPr>
+          <w:rFonts w:ascii="Arial" w:hAnsi="Arial" w:cs="Arial"/>
+        </w:rPr>
+      </w:pPr>
+      <w:r>
+        <w:rPr>
+          <w:rFonts w:ascii="Arial" w:hAnsi="Arial" w:cs="Arial"/>
+        </w:rPr>
+        <w:t>Entonces, claro, muchas veces nos quedamos fuera de esa línea porque no estamos en esa línea. Estamos en la línea del desarrollo humano, no en el desarrollo del capital humano. O del capital de los humanos.</w:t>
+      </w:r>
+    </w:p>
+    <w:p>
+      <w:pPr>
+        <w:jc w:val="both"/>
+        <w:rPr>
+          <w:rFonts w:ascii="Arial" w:hAnsi="Arial" w:cs="Arial"/>
+        </w:rPr>
+      </w:pPr>
+      <w:r>
+        <w:rPr>
+          <w:rFonts w:ascii="Arial" w:hAnsi="Arial" w:cs="Arial"/>
+        </w:rPr>
+        <w:t>Entonces, en la medida que no consigamos financiamiento para cosas grandes o establecimiento de redes, pero vinculado a una política supra institucional, está más difícil.</w:t>
+      </w:r>
+    </w:p>
+    <w:p>
+      <w:pPr>
+        <w:jc w:val="both"/>
+        <w:rPr>
+          <w:rFonts w:ascii="Arial" w:hAnsi="Arial" w:cs="Arial"/>
+        </w:rPr>
+      </w:pPr>
+      <w:r>
+        <w:rPr>
+          <w:rFonts w:ascii="Arial" w:hAnsi="Arial" w:cs="Arial"/>
+        </w:rPr>
+        <w:t>Y eso pasa aquí, pero pasa por lo menos en todos los países que me ha tocado asesorar estos últimos años.</w:t>
       </w:r>
     </w:p>
     <w:p>
@@ -4317,7 +4317,7 @@
         <w:rPr>
           <w:rFonts w:ascii="Arial" w:hAnsi="Arial" w:cs="Arial"/>
         </w:rPr>
-        <w:t>[38:53 - 39:04] Bueno, pues, interesante porque, claro, tocamos muchos de los temas que hemos ido mencionando. Y creo que, claro, es como la línea más horizontal, digamos, entre países.</w:t>
+        <w:t>Bueno, pues, interesante porque, claro, tocamos muchos de los temas que hemos ido mencionando. Y creo que, claro, es como la línea más horizontal, digamos, entre países.</w:t>
       </w:r>
     </w:p>
     <w:p>
@@ -4332,49 +4332,49 @@
           <w:rFonts w:ascii="Arial" w:hAnsi="Arial" w:cs="Arial"/>
         </w:rPr>
         <w:lastRenderedPageBreak/>
-        <w:t>[39:05 - 39:13] Y la diferencia, bueno, no por la disparidad, claro, diciendo Chile, país que ya salió de la lista de países de desarrollo, etc.</w:t>
-      </w:r>
-    </w:p>
-    <w:p>
-      <w:pPr>
-        <w:jc w:val="both"/>
-        <w:rPr>
-          <w:rFonts w:ascii="Arial" w:hAnsi="Arial" w:cs="Arial"/>
-        </w:rPr>
-      </w:pPr>
-      <w:r>
-        <w:rPr>
-          <w:rFonts w:ascii="Arial" w:hAnsi="Arial" w:cs="Arial"/>
-        </w:rPr>
-        <w:t>[39:13 - 39:26] Pero, claro, con todo lo positivo y negativo que puede tener en términos de ser quizá referente para otros países de la región, pero también tener que jugar a la paga con otros países que tienen muchas mejores condiciones.</w:t>
-      </w:r>
-    </w:p>
-    <w:p>
-      <w:pPr>
-        <w:jc w:val="both"/>
-        <w:rPr>
-          <w:rFonts w:ascii="Arial" w:hAnsi="Arial" w:cs="Arial"/>
-        </w:rPr>
-      </w:pPr>
-      <w:r>
-        <w:rPr>
-          <w:rFonts w:ascii="Arial" w:hAnsi="Arial" w:cs="Arial"/>
-        </w:rPr>
-        <w:t>[39:28 - 39:40] Mira, dos últimas preguntas. Las dos en realidad un poco las tocamos, pero igual las voy a hacer, digamos, para estar seguros de no estar perdiendo contenido importante.</w:t>
-      </w:r>
-    </w:p>
-    <w:p>
-      <w:pPr>
-        <w:jc w:val="both"/>
-        <w:rPr>
-          <w:rFonts w:ascii="Arial" w:hAnsi="Arial" w:cs="Arial"/>
-        </w:rPr>
-      </w:pPr>
-      <w:r>
-        <w:rPr>
-          <w:rFonts w:ascii="Arial" w:hAnsi="Arial" w:cs="Arial"/>
-        </w:rPr>
-        <w:t>[39:40 - 39:52] Y la primera tiene que ver un poco con investigadores, ¿no? Que consideran relevantes en el ámbito del florecimiento humano y que recomiendas entrevistar. En varios momentos, bueno, ahora mencionaba</w:t>
+        <w:t>Y la diferencia, bueno, no por la disparidad, claro, diciendo Chile, país que ya salió de la lista de países de desarrollo, etc.</w:t>
+      </w:r>
+    </w:p>
+    <w:p>
+      <w:pPr>
+        <w:jc w:val="both"/>
+        <w:rPr>
+          <w:rFonts w:ascii="Arial" w:hAnsi="Arial" w:cs="Arial"/>
+        </w:rPr>
+      </w:pPr>
+      <w:r>
+        <w:rPr>
+          <w:rFonts w:ascii="Arial" w:hAnsi="Arial" w:cs="Arial"/>
+        </w:rPr>
+        <w:t>Pero, claro, con todo lo positivo y negativo que puede tener en términos de ser quizá referente para otros países de la región, pero también tener que jugar a la paga con otros países que tienen muchas mejores condiciones.</w:t>
+      </w:r>
+    </w:p>
+    <w:p>
+      <w:pPr>
+        <w:jc w:val="both"/>
+        <w:rPr>
+          <w:rFonts w:ascii="Arial" w:hAnsi="Arial" w:cs="Arial"/>
+        </w:rPr>
+      </w:pPr>
+      <w:r>
+        <w:rPr>
+          <w:rFonts w:ascii="Arial" w:hAnsi="Arial" w:cs="Arial"/>
+        </w:rPr>
+        <w:t>Mira, dos últimas preguntas. Las dos en realidad un poco las tocamos, pero igual las voy a hacer, digamos, para estar seguros de no estar perdiendo contenido importante.</w:t>
+      </w:r>
+    </w:p>
+    <w:p>
+      <w:pPr>
+        <w:jc w:val="both"/>
+        <w:rPr>
+          <w:rFonts w:ascii="Arial" w:hAnsi="Arial" w:cs="Arial"/>
+        </w:rPr>
+      </w:pPr>
+      <w:r>
+        <w:rPr>
+          <w:rFonts w:ascii="Arial" w:hAnsi="Arial" w:cs="Arial"/>
+        </w:rPr>
+        <w:t>Y la primera tiene que ver un poco con investigadores, ¿no? Que consideran relevantes en el ámbito del florecimiento humano y que recomiendas entrevistar. En varios momentos, bueno, ahora mencionaba</w:t>
       </w:r>
       <w:r>
         <w:rPr>
@@ -4420,7 +4420,7 @@
         <w:rPr>
           <w:rFonts w:ascii="Arial" w:hAnsi="Arial" w:cs="Arial"/>
         </w:rPr>
-        <w:t xml:space="preserve">[39:52 - 40:01] Sí, eso yo te sugeriría, en Chile, por ejemplo, en el caso de la psicología, </w:t>
+        <w:t xml:space="preserve">Sí, eso yo te sugeriría, en Chile, por ejemplo, en el caso de la psicología, </w:t>
       </w:r>
       <w:r>
         <w:rPr>
@@ -4481,7 +4481,7 @@
         <w:rPr>
           <w:rFonts w:ascii="Arial" w:hAnsi="Arial" w:cs="Arial"/>
         </w:rPr>
-        <w:t xml:space="preserve">[40:01 - 40:02] Sí, ella </w:t>
+        <w:t xml:space="preserve">Sí, ella </w:t>
       </w:r>
       <w:r>
         <w:rPr>
@@ -4533,7 +4533,7 @@
         <w:rPr>
           <w:rFonts w:ascii="Arial" w:hAnsi="Arial" w:cs="Arial"/>
         </w:rPr>
-        <w:t xml:space="preserve">[40:03 - 40:14] Ella trabaja en escuelas, en población escolar fundamentalmente. En el campo de las organizaciones, del trabajo, etc., está la </w:t>
+        <w:t xml:space="preserve">Ella trabaja en escuelas, en población escolar fundamentalmente. En el campo de las organizaciones, del trabajo, etc., está la </w:t>
       </w:r>
       <w:r>
         <w:rPr>
@@ -4560,7 +4560,7 @@
         <w:rPr>
           <w:rFonts w:ascii="Arial" w:hAnsi="Arial" w:cs="Arial"/>
         </w:rPr>
-        <w:t xml:space="preserve">[40:14 - 40:25] </w:t>
+        <w:t xml:space="preserve"/>
       </w:r>
       <w:r>
         <w:rPr>
@@ -4587,21 +4587,21 @@
         <w:rPr>
           <w:rFonts w:ascii="Arial" w:hAnsi="Arial" w:cs="Arial"/>
         </w:rPr>
-        <w:t>[40:26 - 40:38] En el caso de, bueno, ya entrevistaste a Alejandra, que está en el caso específicamente de patologías mentales graves, como el caso de esquizofrenia, la psicosis. Ella es, yo creo que es una de las expertas nacionales y ahora se ha incursionado también en el tema educacional.</w:t>
-      </w:r>
-    </w:p>
-    <w:p>
-      <w:pPr>
-        <w:jc w:val="both"/>
-        <w:rPr>
-          <w:rFonts w:ascii="Arial" w:hAnsi="Arial" w:cs="Arial"/>
-        </w:rPr>
-      </w:pPr>
-      <w:r>
-        <w:rPr>
-          <w:rFonts w:ascii="Arial" w:hAnsi="Arial" w:cs="Arial"/>
-        </w:rPr>
-        <w:t>[40:50 - 40:58] Y en otros lados, lo que te mencionaba yo recién, Estefano, que está en Colombia. Sí. Wilson, que él te va a negar que trabaja en bienestar, pero trabaja</w:t>
+        <w:t>En el caso de, bueno, ya entrevistaste a Alejandra, que está en el caso específicamente de patologías mentales graves, como el caso de esquizofrenia, la psicosis. Ella es, yo creo que es una de las expertas nacionales y ahora se ha incursionado también en el tema educacional.</w:t>
+      </w:r>
+    </w:p>
+    <w:p>
+      <w:pPr>
+        <w:jc w:val="both"/>
+        <w:rPr>
+          <w:rFonts w:ascii="Arial" w:hAnsi="Arial" w:cs="Arial"/>
+        </w:rPr>
+      </w:pPr>
+      <w:r>
+        <w:rPr>
+          <w:rFonts w:ascii="Arial" w:hAnsi="Arial" w:cs="Arial"/>
+        </w:rPr>
+        <w:t>Y en otros lados, lo que te mencionaba yo recién, Estefano, que está en Colombia. Sí. Wilson, que él te va a negar que trabaja en bienestar, pero trabaja</w:t>
       </w:r>
       <w:r>
         <w:rPr>
@@ -4654,7 +4654,7 @@
           <w:rFonts w:ascii="Arial" w:hAnsi="Arial" w:cs="Arial"/>
         </w:rPr>
         <w:lastRenderedPageBreak/>
-        <w:t>[41:12 - 41:15] También Colombia como definición, así como...</w:t>
+        <w:t>También Colombia como definición, así como...</w:t>
       </w:r>
     </w:p>
     <w:p>
@@ -4694,21 +4694,21 @@
         <w:rPr>
           <w:rFonts w:ascii="Arial" w:hAnsi="Arial" w:cs="Arial"/>
         </w:rPr>
-        <w:t>[41:15 - 41:19] Sí, sí, sí, es cultura de la paz. Él trabaja en cultura de la paz. Y yo le digo, no, es cultura de la paz.</w:t>
-      </w:r>
-    </w:p>
-    <w:p>
-      <w:pPr>
-        <w:jc w:val="both"/>
-        <w:rPr>
-          <w:rFonts w:ascii="Arial" w:hAnsi="Arial" w:cs="Arial"/>
-        </w:rPr>
-      </w:pPr>
-      <w:r>
-        <w:rPr>
-          <w:rFonts w:ascii="Arial" w:hAnsi="Arial" w:cs="Arial"/>
-        </w:rPr>
-        <w:t xml:space="preserve">[41:23 - 41:30] No tengo en memoria a alguien que trabaje </w:t>
+        <w:t>Sí, sí, sí, es cultura de la paz. Él trabaja en cultura de la paz. Y yo le digo, no, es cultura de la paz.</w:t>
+      </w:r>
+    </w:p>
+    <w:p>
+      <w:pPr>
+        <w:jc w:val="both"/>
+        <w:rPr>
+          <w:rFonts w:ascii="Arial" w:hAnsi="Arial" w:cs="Arial"/>
+        </w:rPr>
+      </w:pPr>
+      <w:r>
+        <w:rPr>
+          <w:rFonts w:ascii="Arial" w:hAnsi="Arial" w:cs="Arial"/>
+        </w:rPr>
+        <w:t xml:space="preserve">No tengo en memoria a alguien que trabaje </w:t>
       </w:r>
       <w:r>
         <w:rPr>
@@ -4774,7 +4774,7 @@
         <w:rPr>
           <w:rFonts w:ascii="Arial" w:hAnsi="Arial" w:cs="Arial"/>
         </w:rPr>
-        <w:t xml:space="preserve">[41:31 - 41:40] </w:t>
+        <w:t xml:space="preserve"/>
       </w:r>
       <w:r>
         <w:rPr>
@@ -4898,7 +4898,7 @@
         <w:rPr>
           <w:rFonts w:ascii="Arial" w:hAnsi="Arial" w:cs="Arial"/>
         </w:rPr>
-        <w:t xml:space="preserve">[42:33 - 42:42] </w:t>
+        <w:t xml:space="preserve"/>
       </w:r>
       <w:r>
         <w:rPr>
@@ -5046,7 +5046,7 @@
         <w:rPr>
           <w:rFonts w:ascii="Arial" w:hAnsi="Arial" w:cs="Arial"/>
         </w:rPr>
-        <w:t xml:space="preserve">[44:02 - 44:14] Bueno, tú sabes que el mundo universitario está cada vez más complicado, sobre todo para las universidades regionales, donde no hay financiamiento para otro tipo </w:t>
+        <w:t xml:space="preserve">Bueno, tú sabes que el mundo universitario está cada vez más complicado, sobre todo para las universidades regionales, donde no hay financiamiento para otro tipo </w:t>
       </w:r>
       <w:r>
         <w:rPr>
@@ -5104,21 +5104,21 @@
         <w:rPr>
           <w:rFonts w:ascii="Arial" w:hAnsi="Arial" w:cs="Arial"/>
         </w:rPr>
-        <w:t>[44:26 - 44:39] que también trabajó mucho en bienestar, pero trabajó bienestar desde el punto de vista de las parejas con hijos jóvenes, o con niños jóvenes, que se llama Félix Cova. No sé si te lo han nombrado. Félix Cova.</w:t>
-      </w:r>
-    </w:p>
-    <w:p>
-      <w:pPr>
-        <w:jc w:val="both"/>
-        <w:rPr>
-          <w:rFonts w:ascii="Arial" w:hAnsi="Arial" w:cs="Arial"/>
-        </w:rPr>
-      </w:pPr>
-      <w:r>
-        <w:rPr>
-          <w:rFonts w:ascii="Arial" w:hAnsi="Arial" w:cs="Arial"/>
-        </w:rPr>
-        <w:t>[44:39 - 44:50] Félix Cova trabaja su último fondo, si de hecho fue en bienestar, y él trabajó básicamente evaluando el bienestar en familias, jóvenes, etc.</w:t>
+        <w:t>que también trabajó mucho en bienestar, pero trabajó bienestar desde el punto de vista de las parejas con hijos jóvenes, o con niños jóvenes, que se llama Félix Cova. No sé si te lo han nombrado. Félix Cova.</w:t>
+      </w:r>
+    </w:p>
+    <w:p>
+      <w:pPr>
+        <w:jc w:val="both"/>
+        <w:rPr>
+          <w:rFonts w:ascii="Arial" w:hAnsi="Arial" w:cs="Arial"/>
+        </w:rPr>
+      </w:pPr>
+      <w:r>
+        <w:rPr>
+          <w:rFonts w:ascii="Arial" w:hAnsi="Arial" w:cs="Arial"/>
+        </w:rPr>
+        <w:t>Félix Cova trabaja su último fondo, si de hecho fue en bienestar, y él trabajó básicamente evaluando el bienestar en familias, jóvenes, etc.</w:t>
       </w:r>
       <w:r>
         <w:rPr>
@@ -5144,7 +5144,7 @@
         <w:rPr>
           <w:rFonts w:ascii="Arial" w:hAnsi="Arial" w:cs="Arial"/>
         </w:rPr>
-        <w:t xml:space="preserve">[45:01 - 45:12] si me acuerdo mañana les </w:t>
+        <w:t xml:space="preserve">si me acuerdo mañana les </w:t>
       </w:r>
       <w:r>
         <w:rPr>
@@ -5292,21 +5292,21 @@
         <w:rPr>
           <w:rFonts w:ascii="Arial" w:hAnsi="Arial" w:cs="Arial"/>
         </w:rPr>
-        <w:t>[46:45 - 46:52] Si no es un tema recurrente como en la respuesta que hemos obtenido la conversación que hemos tenido</w:t>
-      </w:r>
-    </w:p>
-    <w:p>
-      <w:pPr>
-        <w:jc w:val="both"/>
-        <w:rPr>
-          <w:rFonts w:ascii="Arial" w:hAnsi="Arial" w:cs="Arial"/>
-        </w:rPr>
-      </w:pPr>
-      <w:r>
-        <w:rPr>
-          <w:rFonts w:ascii="Arial" w:hAnsi="Arial" w:cs="Arial"/>
-        </w:rPr>
-        <w:t>[46:54 - 47:02] Hugo: No sé si nos va a quedar fuera algún punto entre lo que mencionamos y algo que se necesitaría mejor aclarar.</w:t>
+        <w:t>Si no es un tema recurrente como en la respuesta que hemos obtenido la conversación que hemos tenido</w:t>
+      </w:r>
+    </w:p>
+    <w:p>
+      <w:pPr>
+        <w:jc w:val="both"/>
+        <w:rPr>
+          <w:rFonts w:ascii="Arial" w:hAnsi="Arial" w:cs="Arial"/>
+        </w:rPr>
+      </w:pPr>
+      <w:r>
+        <w:rPr>
+          <w:rFonts w:ascii="Arial" w:hAnsi="Arial" w:cs="Arial"/>
+        </w:rPr>
+        <w:t>Hugo: No sé si nos va a quedar fuera algún punto entre lo que mencionamos y algo que se necesitaría mejor aclarar.</w:t>
       </w:r>
     </w:p>
     <w:p>
@@ -5346,21 +5346,21 @@
         <w:rPr>
           <w:rFonts w:ascii="Arial" w:hAnsi="Arial" w:cs="Arial"/>
         </w:rPr>
-        <w:t>[47:03 - 47:14] Bueno, primero que nada quisiera agradecerle bastante al doctor Alfonso por su participación. Su aporte es bastante valioso.</w:t>
-      </w:r>
-    </w:p>
-    <w:p>
-      <w:pPr>
-        <w:jc w:val="both"/>
-        <w:rPr>
-          <w:rFonts w:ascii="Arial" w:hAnsi="Arial" w:cs="Arial"/>
-        </w:rPr>
-      </w:pPr>
-      <w:r>
-        <w:rPr>
-          <w:rFonts w:ascii="Arial" w:hAnsi="Arial" w:cs="Arial"/>
-        </w:rPr>
-        <w:t>[47:14 - 47:23] Yo considero que sí se tocaron todos los puntos, Giovanni. Considero que se cubrió bastante bien toda la información que necesitábamos en la entrevista.</w:t>
+        <w:t>Bueno, primero que nada quisiera agradecerle bastante al doctor Alfonso por su participación. Su aporte es bastante valioso.</w:t>
+      </w:r>
+    </w:p>
+    <w:p>
+      <w:pPr>
+        <w:jc w:val="both"/>
+        <w:rPr>
+          <w:rFonts w:ascii="Arial" w:hAnsi="Arial" w:cs="Arial"/>
+        </w:rPr>
+      </w:pPr>
+      <w:r>
+        <w:rPr>
+          <w:rFonts w:ascii="Arial" w:hAnsi="Arial" w:cs="Arial"/>
+        </w:rPr>
+        <w:t>Yo considero que sí se tocaron todos los puntos, Giovanni. Considero que se cubrió bastante bien toda la información que necesitábamos en la entrevista.</w:t>
       </w:r>
     </w:p>
     <w:p>
@@ -5375,7 +5375,7 @@
           <w:rFonts w:ascii="Arial" w:hAnsi="Arial" w:cs="Arial"/>
         </w:rPr>
         <w:lastRenderedPageBreak/>
-        <w:t>[47:23 - 47:40] Solamente quisiera puntualizarle al doctor Alfonso, ya que usted nos mencionó que sí hay ciertas conexiones de personas que investigan sobre bienestar y calidad de vida en Colombia, nos mencionó Perú, México, incluso Cuba.</w:t>
+        <w:t>Solamente quisiera puntualizarle al doctor Alfonso, ya que usted nos mencionó que sí hay ciertas conexiones de personas que investigan sobre bienestar y calidad de vida en Colombia, nos mencionó Perú, México, incluso Cuba.</w:t>
       </w:r>
       <w:r>
         <w:rPr>
@@ -5427,119 +5427,119 @@
         <w:rPr>
           <w:rFonts w:ascii="Arial" w:hAnsi="Arial" w:cs="Arial"/>
         </w:rPr>
-        <w:t>[47:53 - 48:03] Sí, en Brasil yo sé que trabajó bastante, trabajaban bastante en el tema calidad de vida. Había un psiquiatra que trabajó mucho tiempo, no me acuerdo el nombre.</w:t>
-      </w:r>
-    </w:p>
-    <w:p>
-      <w:pPr>
-        <w:jc w:val="both"/>
-        <w:rPr>
-          <w:rFonts w:ascii="Arial" w:hAnsi="Arial" w:cs="Arial"/>
-        </w:rPr>
-      </w:pPr>
-      <w:r>
-        <w:rPr>
-          <w:rFonts w:ascii="Arial" w:hAnsi="Arial" w:cs="Arial"/>
-        </w:rPr>
-        <w:t>[48:04 - 48:14] Es que los temas que han ido cambiando de tema. Entonces, por ejemplo, había un colega mexicano que trabajó mucho en calidad de vida en población infantil, de adolescente, etc.</w:t>
-      </w:r>
-    </w:p>
-    <w:p>
-      <w:pPr>
-        <w:jc w:val="both"/>
-        <w:rPr>
-          <w:rFonts w:ascii="Arial" w:hAnsi="Arial" w:cs="Arial"/>
-        </w:rPr>
-      </w:pPr>
-      <w:r>
-        <w:rPr>
-          <w:rFonts w:ascii="Arial" w:hAnsi="Arial" w:cs="Arial"/>
-        </w:rPr>
-        <w:t>[48:17 - 48:22] Es Carlos Hidalgo, que está en la Universidad de Guadalajara. Pero claro, el tema es cuando se acaba el financiamiento.</w:t>
-      </w:r>
-    </w:p>
-    <w:p>
-      <w:pPr>
-        <w:jc w:val="both"/>
-        <w:rPr>
-          <w:rFonts w:ascii="Arial" w:hAnsi="Arial" w:cs="Arial"/>
-        </w:rPr>
-      </w:pPr>
-      <w:r>
-        <w:rPr>
-          <w:rFonts w:ascii="Arial" w:hAnsi="Arial" w:cs="Arial"/>
-        </w:rPr>
-        <w:t>[48:23 - 48:34] Cambian de tema, porque no hace entonces el trabajo muchos años en calidad de vida en población infantil, adolescente, pero ahora está trabajando en comportamiento alimentario, porque es lo que su universidad le pidió que trabajara, porque habría programas de intervención en esa línea.</w:t>
-      </w:r>
-    </w:p>
-    <w:p>
-      <w:pPr>
-        <w:jc w:val="both"/>
-        <w:rPr>
-          <w:rFonts w:ascii="Arial" w:hAnsi="Arial" w:cs="Arial"/>
-        </w:rPr>
-      </w:pPr>
-      <w:r>
-        <w:rPr>
-          <w:rFonts w:ascii="Arial" w:hAnsi="Arial" w:cs="Arial"/>
-        </w:rPr>
-        <w:t>[48:34 - 48:41] Entonces, cuesta mucho mantenerse en la misma línea por años, en la misma línea por año.</w:t>
-      </w:r>
-    </w:p>
-    <w:p>
-      <w:pPr>
-        <w:jc w:val="both"/>
-        <w:rPr>
-          <w:rFonts w:ascii="Arial" w:hAnsi="Arial" w:cs="Arial"/>
-        </w:rPr>
-      </w:pPr>
-      <w:r>
-        <w:rPr>
-          <w:rFonts w:ascii="Arial" w:hAnsi="Arial" w:cs="Arial"/>
-        </w:rPr>
-        <w:t>[48:41 - 48:52] Entonces, en Brasil, como decía esta vez este psiquiatra que no me acuerdo cómo se llama, Marcelo Fleck. Yo creo que aparte está hasta jubilado. Yo no lo veo desde hace30 años, 20 años, no tanto. 20 años que no sé nada de él. Entonces, no.</w:t>
-      </w:r>
-    </w:p>
-    <w:p>
-      <w:pPr>
-        <w:jc w:val="both"/>
-        <w:rPr>
-          <w:rFonts w:ascii="Arial" w:hAnsi="Arial" w:cs="Arial"/>
-        </w:rPr>
-      </w:pPr>
-      <w:r>
-        <w:rPr>
-          <w:rFonts w:ascii="Arial" w:hAnsi="Arial" w:cs="Arial"/>
-        </w:rPr>
-        <w:t>[49:00 - 49:07] En Paraguay hay escasa investigación, pero todavía está muy focalizada como en investigación como vinculada a factores de riesgo.</w:t>
-      </w:r>
-    </w:p>
-    <w:p>
-      <w:pPr>
-        <w:jc w:val="both"/>
-        <w:rPr>
-          <w:rFonts w:ascii="Arial" w:hAnsi="Arial" w:cs="Arial"/>
-        </w:rPr>
-      </w:pPr>
-      <w:r>
-        <w:rPr>
-          <w:rFonts w:ascii="Arial" w:hAnsi="Arial" w:cs="Arial"/>
-        </w:rPr>
-        <w:t>[49:07 - 49:13] O sea, tiene un desarrollo más incipiente, igual que Bolivia, también tiene un desarrollo más incipiente en la investigación en general.</w:t>
-      </w:r>
-    </w:p>
-    <w:p>
-      <w:pPr>
-        <w:jc w:val="both"/>
-        <w:rPr>
-          <w:rFonts w:ascii="Arial" w:hAnsi="Arial" w:cs="Arial"/>
-        </w:rPr>
-      </w:pPr>
-      <w:r>
-        <w:rPr>
-          <w:rFonts w:ascii="Arial" w:hAnsi="Arial" w:cs="Arial"/>
-        </w:rPr>
-        <w:t>[49:14 - 49:25] Yo creo que los que más han trabajado son, bueno, México, Brasil, pero claro que no es tan conocido. Es que Brasil tiene tanto de todo, pero no se sabe nunca de los brasileños.</w:t>
+        <w:t>Sí, en Brasil yo sé que trabajó bastante, trabajaban bastante en el tema calidad de vida. Había un psiquiatra que trabajó mucho tiempo, no me acuerdo el nombre.</w:t>
+      </w:r>
+    </w:p>
+    <w:p>
+      <w:pPr>
+        <w:jc w:val="both"/>
+        <w:rPr>
+          <w:rFonts w:ascii="Arial" w:hAnsi="Arial" w:cs="Arial"/>
+        </w:rPr>
+      </w:pPr>
+      <w:r>
+        <w:rPr>
+          <w:rFonts w:ascii="Arial" w:hAnsi="Arial" w:cs="Arial"/>
+        </w:rPr>
+        <w:t>Es que los temas que han ido cambiando de tema. Entonces, por ejemplo, había un colega mexicano que trabajó mucho en calidad de vida en población infantil, de adolescente, etc.</w:t>
+      </w:r>
+    </w:p>
+    <w:p>
+      <w:pPr>
+        <w:jc w:val="both"/>
+        <w:rPr>
+          <w:rFonts w:ascii="Arial" w:hAnsi="Arial" w:cs="Arial"/>
+        </w:rPr>
+      </w:pPr>
+      <w:r>
+        <w:rPr>
+          <w:rFonts w:ascii="Arial" w:hAnsi="Arial" w:cs="Arial"/>
+        </w:rPr>
+        <w:t>Es Carlos Hidalgo, que está en la Universidad de Guadalajara. Pero claro, el tema es cuando se acaba el financiamiento.</w:t>
+      </w:r>
+    </w:p>
+    <w:p>
+      <w:pPr>
+        <w:jc w:val="both"/>
+        <w:rPr>
+          <w:rFonts w:ascii="Arial" w:hAnsi="Arial" w:cs="Arial"/>
+        </w:rPr>
+      </w:pPr>
+      <w:r>
+        <w:rPr>
+          <w:rFonts w:ascii="Arial" w:hAnsi="Arial" w:cs="Arial"/>
+        </w:rPr>
+        <w:t>Cambian de tema, porque no hace entonces el trabajo muchos años en calidad de vida en población infantil, adolescente, pero ahora está trabajando en comportamiento alimentario, porque es lo que su universidad le pidió que trabajara, porque habría programas de intervención en esa línea.</w:t>
+      </w:r>
+    </w:p>
+    <w:p>
+      <w:pPr>
+        <w:jc w:val="both"/>
+        <w:rPr>
+          <w:rFonts w:ascii="Arial" w:hAnsi="Arial" w:cs="Arial"/>
+        </w:rPr>
+      </w:pPr>
+      <w:r>
+        <w:rPr>
+          <w:rFonts w:ascii="Arial" w:hAnsi="Arial" w:cs="Arial"/>
+        </w:rPr>
+        <w:t>Entonces, cuesta mucho mantenerse en la misma línea por años, en la misma línea por año.</w:t>
+      </w:r>
+    </w:p>
+    <w:p>
+      <w:pPr>
+        <w:jc w:val="both"/>
+        <w:rPr>
+          <w:rFonts w:ascii="Arial" w:hAnsi="Arial" w:cs="Arial"/>
+        </w:rPr>
+      </w:pPr>
+      <w:r>
+        <w:rPr>
+          <w:rFonts w:ascii="Arial" w:hAnsi="Arial" w:cs="Arial"/>
+        </w:rPr>
+        <w:t>Entonces, en Brasil, como decía esta vez este psiquiatra que no me acuerdo cómo se llama, Marcelo Fleck. Yo creo que aparte está hasta jubilado. Yo no lo veo desde hace30 años, 20 años, no tanto. 20 años que no sé nada de él. Entonces, no.</w:t>
+      </w:r>
+    </w:p>
+    <w:p>
+      <w:pPr>
+        <w:jc w:val="both"/>
+        <w:rPr>
+          <w:rFonts w:ascii="Arial" w:hAnsi="Arial" w:cs="Arial"/>
+        </w:rPr>
+      </w:pPr>
+      <w:r>
+        <w:rPr>
+          <w:rFonts w:ascii="Arial" w:hAnsi="Arial" w:cs="Arial"/>
+        </w:rPr>
+        <w:t>En Paraguay hay escasa investigación, pero todavía está muy focalizada como en investigación como vinculada a factores de riesgo.</w:t>
+      </w:r>
+    </w:p>
+    <w:p>
+      <w:pPr>
+        <w:jc w:val="both"/>
+        <w:rPr>
+          <w:rFonts w:ascii="Arial" w:hAnsi="Arial" w:cs="Arial"/>
+        </w:rPr>
+      </w:pPr>
+      <w:r>
+        <w:rPr>
+          <w:rFonts w:ascii="Arial" w:hAnsi="Arial" w:cs="Arial"/>
+        </w:rPr>
+        <w:t>O sea, tiene un desarrollo más incipiente, igual que Bolivia, también tiene un desarrollo más incipiente en la investigación en general.</w:t>
+      </w:r>
+    </w:p>
+    <w:p>
+      <w:pPr>
+        <w:jc w:val="both"/>
+        <w:rPr>
+          <w:rFonts w:ascii="Arial" w:hAnsi="Arial" w:cs="Arial"/>
+        </w:rPr>
+      </w:pPr>
+      <w:r>
+        <w:rPr>
+          <w:rFonts w:ascii="Arial" w:hAnsi="Arial" w:cs="Arial"/>
+        </w:rPr>
+        <w:t>Yo creo que los que más han trabajado son, bueno, México, Brasil, pero claro que no es tan conocido. Es que Brasil tiene tanto de todo, pero no se sabe nunca de los brasileños.</w:t>
       </w:r>
     </w:p>
     <w:p>
@@ -5579,7 +5579,7 @@
         <w:rPr>
           <w:rFonts w:ascii="Arial" w:hAnsi="Arial" w:cs="Arial"/>
         </w:rPr>
-        <w:t>[49:26 - 49:27] Exacto.</w:t>
+        <w:t>Exacto.</w:t>
       </w:r>
     </w:p>
     <w:p>
@@ -5619,7 +5619,7 @@
         <w:rPr>
           <w:rFonts w:ascii="Arial" w:hAnsi="Arial" w:cs="Arial"/>
         </w:rPr>
-        <w:t xml:space="preserve">[49:27 - 49:38] Sí, es increíble que son miles, miles y miles, pero es difícil saber de ellos. Con ellos mismos se bastan y </w:t>
+        <w:t xml:space="preserve">Sí, es increíble que son miles, miles y miles, pero es difícil saber de ellos. Con ellos mismos se bastan y </w:t>
       </w:r>
       <w:r>
         <w:rPr>
@@ -5646,35 +5646,35 @@
           <w:rFonts w:ascii="Arial" w:hAnsi="Arial" w:cs="Arial"/>
         </w:rPr>
         <w:lastRenderedPageBreak/>
-        <w:t>[49:39 - 49:45] Son un núcleo bastante cerrado, los brasileños. Con suerte incorpora a los portugueses.</w:t>
-      </w:r>
-    </w:p>
-    <w:p>
-      <w:pPr>
-        <w:jc w:val="both"/>
-        <w:rPr>
-          <w:rFonts w:ascii="Arial" w:hAnsi="Arial" w:cs="Arial"/>
-        </w:rPr>
-      </w:pPr>
-      <w:r>
-        <w:rPr>
-          <w:rFonts w:ascii="Arial" w:hAnsi="Arial" w:cs="Arial"/>
-        </w:rPr>
-        <w:t>[49:48 - 49:59] No, la verdad, en este momento, pero si me acuerdo, tendría que ser un rastreo de gente que trabaja también en esta línea de bienestar y todo.</w:t>
-      </w:r>
-    </w:p>
-    <w:p>
-      <w:pPr>
-        <w:jc w:val="both"/>
-        <w:rPr>
-          <w:rFonts w:ascii="Arial" w:hAnsi="Arial" w:cs="Arial"/>
-        </w:rPr>
-      </w:pPr>
-      <w:r>
-        <w:rPr>
-          <w:rFonts w:ascii="Arial" w:hAnsi="Arial" w:cs="Arial"/>
-        </w:rPr>
-        <w:t>[50:01 - 50:12] Y tengo que hacerlo porque tengo que publicar un handbook sobre salud latinoamericana. Entonces, un capítulo que es el que me toca a mí es bienestar. Entonces, voy a tener esa información antes de agosto.</w:t>
+        <w:t>Son un núcleo bastante cerrado, los brasileños. Con suerte incorpora a los portugueses.</w:t>
+      </w:r>
+    </w:p>
+    <w:p>
+      <w:pPr>
+        <w:jc w:val="both"/>
+        <w:rPr>
+          <w:rFonts w:ascii="Arial" w:hAnsi="Arial" w:cs="Arial"/>
+        </w:rPr>
+      </w:pPr>
+      <w:r>
+        <w:rPr>
+          <w:rFonts w:ascii="Arial" w:hAnsi="Arial" w:cs="Arial"/>
+        </w:rPr>
+        <w:t>No, la verdad, en este momento, pero si me acuerdo, tendría que ser un rastreo de gente que trabaja también en esta línea de bienestar y todo.</w:t>
+      </w:r>
+    </w:p>
+    <w:p>
+      <w:pPr>
+        <w:jc w:val="both"/>
+        <w:rPr>
+          <w:rFonts w:ascii="Arial" w:hAnsi="Arial" w:cs="Arial"/>
+        </w:rPr>
+      </w:pPr>
+      <w:r>
+        <w:rPr>
+          <w:rFonts w:ascii="Arial" w:hAnsi="Arial" w:cs="Arial"/>
+        </w:rPr>
+        <w:t>Y tengo que hacerlo porque tengo que publicar un handbook sobre salud latinoamericana. Entonces, un capítulo que es el que me toca a mí es bienestar. Entonces, voy a tener esa información antes de agosto.</w:t>
       </w:r>
     </w:p>
     <w:p>
@@ -5826,35 +5826,35 @@
         <w:rPr>
           <w:rFonts w:ascii="Arial" w:hAnsi="Arial" w:cs="Arial"/>
         </w:rPr>
-        <w:t>[50:29 - 50:34] Perfecto. Por ahora, muchas gracias por toda la conversación.</w:t>
-      </w:r>
-    </w:p>
-    <w:p>
-      <w:pPr>
-        <w:jc w:val="both"/>
-        <w:rPr>
-          <w:rFonts w:ascii="Arial" w:hAnsi="Arial" w:cs="Arial"/>
-        </w:rPr>
-      </w:pPr>
-      <w:r>
-        <w:rPr>
-          <w:rFonts w:ascii="Arial" w:hAnsi="Arial" w:cs="Arial"/>
-        </w:rPr>
-        <w:t>[50:34 - 50:42] No solo por el tiempo, que viernes siempre es un gran regalo, sino también por toda la información, por la mirada.</w:t>
-      </w:r>
-    </w:p>
-    <w:p>
-      <w:pPr>
-        <w:jc w:val="both"/>
-        <w:rPr>
-          <w:rFonts w:ascii="Arial" w:hAnsi="Arial" w:cs="Arial"/>
-        </w:rPr>
-      </w:pPr>
-      <w:r>
-        <w:rPr>
-          <w:rFonts w:ascii="Arial" w:hAnsi="Arial" w:cs="Arial"/>
-        </w:rPr>
-        <w:t>[50:42 - 50:52] Creo que es súper interesante, por lo que ha pasado por los temas comunes que han empezado a surgir, las varias entrevistas que hemos empezado a hacer, pero también por las nuevas miradas,</w:t>
+        <w:t>Perfecto. Por ahora, muchas gracias por toda la conversación.</w:t>
+      </w:r>
+    </w:p>
+    <w:p>
+      <w:pPr>
+        <w:jc w:val="both"/>
+        <w:rPr>
+          <w:rFonts w:ascii="Arial" w:hAnsi="Arial" w:cs="Arial"/>
+        </w:rPr>
+      </w:pPr>
+      <w:r>
+        <w:rPr>
+          <w:rFonts w:ascii="Arial" w:hAnsi="Arial" w:cs="Arial"/>
+        </w:rPr>
+        <w:t>No solo por el tiempo, que viernes siempre es un gran regalo, sino también por toda la información, por la mirada.</w:t>
+      </w:r>
+    </w:p>
+    <w:p>
+      <w:pPr>
+        <w:jc w:val="both"/>
+        <w:rPr>
+          <w:rFonts w:ascii="Arial" w:hAnsi="Arial" w:cs="Arial"/>
+        </w:rPr>
+      </w:pPr>
+      <w:r>
+        <w:rPr>
+          <w:rFonts w:ascii="Arial" w:hAnsi="Arial" w:cs="Arial"/>
+        </w:rPr>
+        <w:t>Creo que es súper interesante, por lo que ha pasado por los temas comunes que han empezado a surgir, las varias entrevistas que hemos empezado a hacer, pero también por las nuevas miradas,</w:t>
       </w:r>
       <w:r>
         <w:rPr>
@@ -5912,7 +5912,7 @@
         <w:rPr>
           <w:rFonts w:ascii="Arial" w:hAnsi="Arial" w:cs="Arial"/>
         </w:rPr>
-        <w:t>[51:08 - 51:10] Encantado. Y cualquier cosa les escribo.</w:t>
+        <w:t>Encantado. Y cualquier cosa les escribo.</w:t>
       </w:r>
     </w:p>
     <w:p>
@@ -5944,7 +5944,7 @@
         <w:rPr>
           <w:rFonts w:ascii="Arial" w:hAnsi="Arial" w:cs="Arial"/>
         </w:rPr>
-        <w:t xml:space="preserve">[51:11 - 51:19] Sí, perfecto. Y también de parte de nosotros, bueno, mando una </w:t>
+        <w:t xml:space="preserve">Sí, perfecto. Y también de parte de nosotros, bueno, mando una </w:t>
       </w:r>
       <w:r>
         <w:rPr>
@@ -5988,7 +5988,7 @@
         <w:rPr>
           <w:rFonts w:ascii="Arial" w:hAnsi="Arial" w:cs="Arial"/>
         </w:rPr>
-        <w:t>[51:20 - 51:20] Correcto. Vale.</w:t>
+        <w:t>Correcto. Vale.</w:t>
       </w:r>
     </w:p>
     <w:p>
@@ -6021,7 +6021,7 @@
         <w:rPr>
           <w:rFonts w:ascii="Arial" w:hAnsi="Arial" w:cs="Arial"/>
         </w:rPr>
-        <w:t>[51:21 - 51:22] Seguimos en contacto. De nada.</w:t>
+        <w:t>Seguimos en contacto. De nada.</w:t>
       </w:r>
     </w:p>
     <w:p>
@@ -6061,7 +6061,7 @@
         <w:rPr>
           <w:rFonts w:ascii="Arial" w:hAnsi="Arial" w:cs="Arial"/>
         </w:rPr>
-        <w:t>[51:22 - 51:25] Muchas gracias. Muchas gracias. Muy bien. Adiós. Chao. Chao.</w:t>
+        <w:t>Muchas gracias. Muchas gracias. Muy bien. Adiós. Chao. Chao.</w:t>
       </w:r>
     </w:p>
     <w:sectPr>
